--- a/Work-uni/Final Report.docx
+++ b/Work-uni/Final Report.docx
@@ -463,12 +463,182 @@
         </w:rPr>
         <w:t xml:space="preserve"> </w:t>
       </w:r>
-    </w:p>
-    <w:p>
-      <w:pPr>
+      <w:r>
+        <w:rPr>
+          <w:b/>
+          <w:bCs/>
+          <w:color w:val="C00000"/>
+          <w:sz w:val="28"/>
+          <w:szCs w:val="28"/>
+        </w:rPr>
+        <w:t>(</w:t>
+      </w:r>
+      <w:proofErr w:type="gramStart"/>
+      <w:r>
+        <w:rPr>
+          <w:b/>
+          <w:bCs/>
+          <w:color w:val="C00000"/>
+          <w:sz w:val="28"/>
+          <w:szCs w:val="28"/>
+        </w:rPr>
+        <w:t>photo )</w:t>
+      </w:r>
+      <w:proofErr w:type="gramEnd"/>
+    </w:p>
+    <w:p>
+      <w:pPr>
+        <w:spacing w:after="0"/>
+        <w:rPr>
+          <w:color w:val="EE0000"/>
+          <w:sz w:val="12"/>
+          <w:szCs w:val="12"/>
+        </w:rPr>
+      </w:pPr>
+      <w:r>
+        <w:rPr>
+          <w:color w:val="EE0000"/>
+          <w:sz w:val="12"/>
+          <w:szCs w:val="12"/>
+        </w:rPr>
+        <w:t>(250-300 words)</w:t>
+      </w:r>
+    </w:p>
+    <w:p>
+      <w:pPr>
+        <w:spacing w:after="0"/>
+        <w:rPr>
+          <w:color w:val="EE0000"/>
+          <w:sz w:val="12"/>
+          <w:szCs w:val="12"/>
+        </w:rPr>
+      </w:pPr>
+    </w:p>
+    <w:p>
+      <w:pPr>
+        <w:rPr>
+          <w:rFonts w:asciiTheme="majorBidi" w:hAnsiTheme="majorBidi" w:cstheme="majorBidi"/>
+          <w:color w:val="EE0000"/>
+          <w:sz w:val="12"/>
+          <w:szCs w:val="12"/>
+        </w:rPr>
+      </w:pPr>
+      <w:r>
+        <w:rPr>
+          <w:rFonts w:asciiTheme="majorBidi" w:hAnsiTheme="majorBidi" w:cstheme="majorBidi"/>
+          <w:color w:val="EE0000"/>
+          <w:sz w:val="12"/>
+          <w:szCs w:val="12"/>
+        </w:rPr>
+        <w:t>Students should provide a brief introduction about the whole apprenticeship duration, stating the following:</w:t>
+      </w:r>
+    </w:p>
+    <w:p>
+      <w:pPr>
+        <w:numPr>
+          <w:ilvl w:val="0"/>
+          <w:numId w:val="2"/>
+        </w:numPr>
         <w:spacing w:line="240" w:lineRule="auto"/>
         <w:rPr>
           <w:rFonts w:asciiTheme="majorBidi" w:hAnsiTheme="majorBidi" w:cstheme="majorBidi"/>
+          <w:color w:val="EE0000"/>
+          <w:sz w:val="12"/>
+          <w:szCs w:val="12"/>
+        </w:rPr>
+      </w:pPr>
+      <w:r>
+        <w:rPr>
+          <w:rFonts w:asciiTheme="majorBidi" w:hAnsiTheme="majorBidi" w:cstheme="majorBidi"/>
+          <w:color w:val="EE0000"/>
+          <w:sz w:val="12"/>
+          <w:szCs w:val="12"/>
+        </w:rPr>
+        <w:t>Name of Company</w:t>
+      </w:r>
+      <w:r>
+        <w:rPr>
+          <w:rFonts w:asciiTheme="majorBidi" w:hAnsiTheme="majorBidi" w:cstheme="majorBidi" w:hint="cs"/>
+          <w:color w:val="EE0000"/>
+          <w:sz w:val="12"/>
+          <w:szCs w:val="12"/>
+          <w:rtl/>
+        </w:rPr>
+        <w:t xml:space="preserve"> </w:t>
+      </w:r>
+    </w:p>
+    <w:p>
+      <w:pPr>
+        <w:numPr>
+          <w:ilvl w:val="0"/>
+          <w:numId w:val="2"/>
+        </w:numPr>
+        <w:spacing w:line="240" w:lineRule="auto"/>
+        <w:rPr>
+          <w:rFonts w:asciiTheme="majorBidi" w:hAnsiTheme="majorBidi" w:cstheme="majorBidi"/>
+          <w:color w:val="EE0000"/>
+          <w:sz w:val="12"/>
+          <w:szCs w:val="12"/>
+        </w:rPr>
+      </w:pPr>
+      <w:r>
+        <w:rPr>
+          <w:rFonts w:asciiTheme="majorBidi" w:hAnsiTheme="majorBidi" w:cstheme="majorBidi"/>
+          <w:color w:val="EE0000"/>
+          <w:sz w:val="12"/>
+          <w:szCs w:val="12"/>
+          <w:lang w:val="en-GB"/>
+        </w:rPr>
+        <w:t>About the company (2 lines + photo)</w:t>
+      </w:r>
+    </w:p>
+    <w:p>
+      <w:pPr>
+        <w:numPr>
+          <w:ilvl w:val="0"/>
+          <w:numId w:val="2"/>
+        </w:numPr>
+        <w:spacing w:line="240" w:lineRule="auto"/>
+        <w:rPr>
+          <w:rFonts w:asciiTheme="majorBidi" w:hAnsiTheme="majorBidi" w:cstheme="majorBidi"/>
+          <w:color w:val="EE0000"/>
+          <w:sz w:val="12"/>
+          <w:szCs w:val="12"/>
+        </w:rPr>
+      </w:pPr>
+      <w:r>
+        <w:rPr>
+          <w:rFonts w:asciiTheme="majorBidi" w:hAnsiTheme="majorBidi" w:cstheme="majorBidi"/>
+          <w:color w:val="EE0000"/>
+          <w:sz w:val="12"/>
+          <w:szCs w:val="12"/>
+        </w:rPr>
+        <w:t xml:space="preserve">The departments and </w:t>
+      </w:r>
+      <w:r>
+        <w:rPr>
+          <w:rFonts w:asciiTheme="majorBidi" w:hAnsiTheme="majorBidi" w:cstheme="majorBidi"/>
+          <w:color w:val="EE0000"/>
+          <w:sz w:val="12"/>
+          <w:szCs w:val="12"/>
+        </w:rPr>
+        <w:t xml:space="preserve">your </w:t>
+      </w:r>
+      <w:r>
+        <w:rPr>
+          <w:rFonts w:asciiTheme="majorBidi" w:hAnsiTheme="majorBidi" w:cstheme="majorBidi"/>
+          <w:color w:val="EE0000"/>
+          <w:sz w:val="12"/>
+          <w:szCs w:val="12"/>
+        </w:rPr>
+        <w:t>roles during the apprenticeship</w:t>
+      </w:r>
+    </w:p>
+    <w:p>
+      <w:pPr>
+        <w:spacing w:line="240" w:lineRule="auto"/>
+        <w:rPr>
+          <w:rFonts w:asciiTheme="majorBidi" w:hAnsiTheme="majorBidi" w:cstheme="majorBidi"/>
           <w:color w:val="000000" w:themeColor="text1"/>
           <w:sz w:val="24"/>
         </w:rPr>
@@ -769,56 +939,83 @@
       </w:pPr>
       <w:r>
         <w:rPr>
-          <w:noProof/>
-        </w:rPr>
-        <w:drawing>
-          <wp:inline distT="0" distB="0" distL="0" distR="0" wp14:anchorId="79864C80" wp14:editId="649450DD">
-            <wp:extent cx="5943362" cy="3586348"/>
-            <wp:effectExtent l="0" t="0" r="0" b="0"/>
-            <wp:docPr id="1581061348" name="Picture 3" descr="Arab Bank | Taj Mall"/>
-            <wp:cNvGraphicFramePr>
-              <a:graphicFrameLocks xmlns:a="http://schemas.openxmlformats.org/drawingml/2006/main" noChangeAspect="1"/>
-            </wp:cNvGraphicFramePr>
-            <a:graphic xmlns:a="http://schemas.openxmlformats.org/drawingml/2006/main">
-              <a:graphicData uri="http://schemas.openxmlformats.org/drawingml/2006/picture">
-                <pic:pic xmlns:pic="http://schemas.openxmlformats.org/drawingml/2006/picture">
-                  <pic:nvPicPr>
-                    <pic:cNvPr id="0" name="Picture 8" descr="Arab Bank | Taj Mall"/>
-                    <pic:cNvPicPr>
-                      <a:picLocks noChangeAspect="1" noChangeArrowheads="1"/>
-                    </pic:cNvPicPr>
-                  </pic:nvPicPr>
-                  <pic:blipFill>
-                    <a:blip r:embed="rId11">
-                      <a:extLst>
-                        <a:ext uri="{28A0092B-C50C-407E-A947-70E740481C1C}">
-                          <a14:useLocalDpi xmlns:a14="http://schemas.microsoft.com/office/drawing/2010/main" val="0"/>
-                        </a:ext>
-                      </a:extLst>
-                    </a:blip>
-                    <a:srcRect/>
-                    <a:stretch>
-                      <a:fillRect/>
-                    </a:stretch>
-                  </pic:blipFill>
-                  <pic:spPr bwMode="auto">
-                    <a:xfrm>
-                      <a:off x="0" y="0"/>
-                      <a:ext cx="5951359" cy="3591174"/>
-                    </a:xfrm>
-                    <a:prstGeom prst="rect">
-                      <a:avLst/>
-                    </a:prstGeom>
-                    <a:noFill/>
-                    <a:ln>
-                      <a:noFill/>
-                    </a:ln>
-                  </pic:spPr>
-                </pic:pic>
-              </a:graphicData>
-            </a:graphic>
-          </wp:inline>
-        </w:drawing>
+          <w:rFonts w:asciiTheme="majorBidi" w:hAnsiTheme="majorBidi" w:cstheme="majorBidi"/>
+          <w:color w:val="000000" w:themeColor="text1"/>
+          <w:sz w:val="24"/>
+        </w:rPr>
+        <w:t xml:space="preserve">Throughout my apprenticeship, I worked in </w:t>
+      </w:r>
+      <w:r>
+        <w:rPr>
+          <w:rFonts w:asciiTheme="majorBidi" w:hAnsiTheme="majorBidi" w:cstheme="majorBidi"/>
+          <w:color w:val="000000" w:themeColor="text1"/>
+          <w:sz w:val="24"/>
+        </w:rPr>
+        <w:t>t</w:t>
+      </w:r>
+      <w:r>
+        <w:rPr>
+          <w:rFonts w:asciiTheme="majorBidi" w:hAnsiTheme="majorBidi" w:cstheme="majorBidi"/>
+          <w:color w:val="000000" w:themeColor="text1"/>
+          <w:sz w:val="24"/>
+        </w:rPr>
+        <w:t>wo</w:t>
+      </w:r>
+      <w:r>
+        <w:rPr>
+          <w:rFonts w:asciiTheme="majorBidi" w:hAnsiTheme="majorBidi" w:cstheme="majorBidi"/>
+          <w:color w:val="000000" w:themeColor="text1"/>
+          <w:sz w:val="24"/>
+        </w:rPr>
+        <w:t xml:space="preserve"> departments: Security Assurance</w:t>
+      </w:r>
+      <w:r>
+        <w:rPr>
+          <w:rFonts w:asciiTheme="majorBidi" w:hAnsiTheme="majorBidi" w:cstheme="majorBidi"/>
+          <w:color w:val="000000" w:themeColor="text1"/>
+          <w:sz w:val="24"/>
+        </w:rPr>
+        <w:t xml:space="preserve"> where I started my apprenticeship for a little time roughly two months. After that I worked as</w:t>
+      </w:r>
+      <w:r>
+        <w:rPr>
+          <w:rFonts w:asciiTheme="majorBidi" w:hAnsiTheme="majorBidi" w:cstheme="majorBidi"/>
+          <w:color w:val="000000" w:themeColor="text1"/>
+          <w:sz w:val="24"/>
+        </w:rPr>
+        <w:t xml:space="preserve"> Penetration Testing and Vulnerability Assessment (PTVA</w:t>
+      </w:r>
+      <w:r>
+        <w:rPr>
+          <w:rFonts w:asciiTheme="majorBidi" w:hAnsiTheme="majorBidi" w:cstheme="majorBidi"/>
+          <w:color w:val="000000" w:themeColor="text1"/>
+          <w:sz w:val="24"/>
+        </w:rPr>
+        <w:t>)</w:t>
+      </w:r>
+      <w:r>
+        <w:rPr>
+          <w:rFonts w:asciiTheme="majorBidi" w:hAnsiTheme="majorBidi" w:cstheme="majorBidi"/>
+          <w:color w:val="000000" w:themeColor="text1"/>
+          <w:sz w:val="24"/>
+        </w:rPr>
+        <w:t xml:space="preserve"> management team</w:t>
+      </w:r>
+      <w:r>
+        <w:rPr>
+          <w:rFonts w:asciiTheme="majorBidi" w:hAnsiTheme="majorBidi" w:cstheme="majorBidi"/>
+          <w:color w:val="000000" w:themeColor="text1"/>
+          <w:sz w:val="24"/>
+        </w:rPr>
+        <w:t xml:space="preserve"> for the rest of the apprenticeship duration and</w:t>
+      </w:r>
+      <w:r>
+        <w:rPr>
+          <w:rFonts w:asciiTheme="majorBidi" w:hAnsiTheme="majorBidi" w:cstheme="majorBidi"/>
+          <w:color w:val="000000" w:themeColor="text1"/>
+          <w:sz w:val="24"/>
+        </w:rPr>
+        <w:t xml:space="preserve"> supported teams with security assessments and vulnerability management processes.</w:t>
       </w:r>
     </w:p>
     <w:p>
@@ -846,107 +1043,6 @@
           <w:color w:val="000000" w:themeColor="text1"/>
           <w:sz w:val="24"/>
         </w:rPr>
-        <w:t xml:space="preserve">Throughout my apprenticeship, I worked in </w:t>
-      </w:r>
-      <w:r>
-        <w:rPr>
-          <w:rFonts w:asciiTheme="majorBidi" w:hAnsiTheme="majorBidi" w:cstheme="majorBidi"/>
-          <w:color w:val="000000" w:themeColor="text1"/>
-          <w:sz w:val="24"/>
-        </w:rPr>
-        <w:t>t</w:t>
-      </w:r>
-      <w:r>
-        <w:rPr>
-          <w:rFonts w:asciiTheme="majorBidi" w:hAnsiTheme="majorBidi" w:cstheme="majorBidi"/>
-          <w:color w:val="000000" w:themeColor="text1"/>
-          <w:sz w:val="24"/>
-        </w:rPr>
-        <w:t>wo</w:t>
-      </w:r>
-      <w:r>
-        <w:rPr>
-          <w:rFonts w:asciiTheme="majorBidi" w:hAnsiTheme="majorBidi" w:cstheme="majorBidi"/>
-          <w:color w:val="000000" w:themeColor="text1"/>
-          <w:sz w:val="24"/>
-        </w:rPr>
-        <w:t xml:space="preserve"> departments: Security Assurance</w:t>
-      </w:r>
-      <w:r>
-        <w:rPr>
-          <w:rFonts w:asciiTheme="majorBidi" w:hAnsiTheme="majorBidi" w:cstheme="majorBidi"/>
-          <w:color w:val="000000" w:themeColor="text1"/>
-          <w:sz w:val="24"/>
-        </w:rPr>
-        <w:t xml:space="preserve"> where I started my apprenticeship for a little time roughly two months. After that I worked as</w:t>
-      </w:r>
-      <w:r>
-        <w:rPr>
-          <w:rFonts w:asciiTheme="majorBidi" w:hAnsiTheme="majorBidi" w:cstheme="majorBidi"/>
-          <w:color w:val="000000" w:themeColor="text1"/>
-          <w:sz w:val="24"/>
-        </w:rPr>
-        <w:t xml:space="preserve"> Penetration Testing and Vulnerability Assessment (PTVA</w:t>
-      </w:r>
-      <w:r>
-        <w:rPr>
-          <w:rFonts w:asciiTheme="majorBidi" w:hAnsiTheme="majorBidi" w:cstheme="majorBidi"/>
-          <w:color w:val="000000" w:themeColor="text1"/>
-          <w:sz w:val="24"/>
-        </w:rPr>
-        <w:t>)</w:t>
-      </w:r>
-      <w:r>
-        <w:rPr>
-          <w:rFonts w:asciiTheme="majorBidi" w:hAnsiTheme="majorBidi" w:cstheme="majorBidi"/>
-          <w:color w:val="000000" w:themeColor="text1"/>
-          <w:sz w:val="24"/>
-        </w:rPr>
-        <w:t xml:space="preserve"> management team</w:t>
-      </w:r>
-      <w:r>
-        <w:rPr>
-          <w:rFonts w:asciiTheme="majorBidi" w:hAnsiTheme="majorBidi" w:cstheme="majorBidi"/>
-          <w:color w:val="000000" w:themeColor="text1"/>
-          <w:sz w:val="24"/>
-        </w:rPr>
-        <w:t xml:space="preserve"> for the rest of the apprenticeship duration and</w:t>
-      </w:r>
-      <w:r>
-        <w:rPr>
-          <w:rFonts w:asciiTheme="majorBidi" w:hAnsiTheme="majorBidi" w:cstheme="majorBidi"/>
-          <w:color w:val="000000" w:themeColor="text1"/>
-          <w:sz w:val="24"/>
-        </w:rPr>
-        <w:t xml:space="preserve"> supported teams with security assessments and vulnerability management processes.</w:t>
-      </w:r>
-    </w:p>
-    <w:p>
-      <w:pPr>
-        <w:spacing w:line="240" w:lineRule="auto"/>
-        <w:rPr>
-          <w:rFonts w:asciiTheme="majorBidi" w:hAnsiTheme="majorBidi" w:cstheme="majorBidi"/>
-          <w:color w:val="000000" w:themeColor="text1"/>
-          <w:sz w:val="24"/>
-        </w:rPr>
-      </w:pPr>
-    </w:p>
-    <w:p>
-      <w:pPr>
-        <w:spacing w:line="240" w:lineRule="auto"/>
-        <w:rPr>
-          <w:rFonts w:asciiTheme="majorBidi" w:hAnsiTheme="majorBidi" w:cstheme="majorBidi"/>
-          <w:color w:val="000000" w:themeColor="text1"/>
-          <w:sz w:val="24"/>
-        </w:rPr>
-      </w:pPr>
-      <w:r>
-        <w:rPr>
-          <w:rFonts w:asciiTheme="majorBidi" w:hAnsiTheme="majorBidi" w:cstheme="majorBidi"/>
-          <w:color w:val="000000" w:themeColor="text1"/>
-          <w:sz w:val="24"/>
-        </w:rPr>
-        <w:lastRenderedPageBreak/>
         <w:br/>
       </w:r>
     </w:p>
@@ -1004,6 +1100,132 @@
         </w:rPr>
         <w:t xml:space="preserve"> </w:t>
       </w:r>
+      <w:r>
+        <w:rPr>
+          <w:b/>
+          <w:bCs/>
+          <w:color w:val="C00000"/>
+          <w:sz w:val="28"/>
+          <w:szCs w:val="28"/>
+        </w:rPr>
+        <w:t xml:space="preserve">(add </w:t>
+      </w:r>
+      <w:proofErr w:type="gramStart"/>
+      <w:r>
+        <w:rPr>
+          <w:b/>
+          <w:bCs/>
+          <w:color w:val="C00000"/>
+          <w:sz w:val="28"/>
+          <w:szCs w:val="28"/>
+        </w:rPr>
+        <w:t>months )</w:t>
+      </w:r>
+      <w:proofErr w:type="gramEnd"/>
+    </w:p>
+    <w:p>
+      <w:pPr>
+        <w:pStyle w:val="ListParagraph"/>
+        <w:numPr>
+          <w:ilvl w:val="0"/>
+          <w:numId w:val="2"/>
+        </w:numPr>
+        <w:spacing w:after="0"/>
+        <w:rPr>
+          <w:rFonts w:asciiTheme="majorBidi" w:hAnsiTheme="majorBidi" w:cstheme="majorBidi"/>
+          <w:color w:val="EE0000"/>
+          <w:sz w:val="12"/>
+          <w:szCs w:val="12"/>
+        </w:rPr>
+      </w:pPr>
+      <w:r>
+        <w:rPr>
+          <w:rFonts w:asciiTheme="majorBidi" w:hAnsiTheme="majorBidi" w:cstheme="majorBidi"/>
+          <w:color w:val="EE0000"/>
+          <w:sz w:val="12"/>
+          <w:szCs w:val="12"/>
+          <w:lang w:val="en-GB"/>
+        </w:rPr>
+        <w:t>8 Months Journey Overall (you</w:t>
+      </w:r>
+      <w:r>
+        <w:rPr>
+          <w:rFonts w:asciiTheme="majorBidi" w:hAnsiTheme="majorBidi" w:cstheme="majorBidi"/>
+          <w:color w:val="EE0000"/>
+          <w:sz w:val="12"/>
+          <w:szCs w:val="12"/>
+          <w:lang w:val="en-GB"/>
+        </w:rPr>
+        <w:t xml:space="preserve"> can group them into stages</w:t>
+      </w:r>
+      <w:r>
+        <w:rPr>
+          <w:rFonts w:asciiTheme="majorBidi" w:hAnsiTheme="majorBidi" w:cstheme="majorBidi"/>
+          <w:color w:val="EE0000"/>
+          <w:sz w:val="12"/>
+          <w:szCs w:val="12"/>
+          <w:lang w:val="en-GB"/>
+        </w:rPr>
+        <w:t>)</w:t>
+      </w:r>
+      <w:r>
+        <w:rPr>
+          <w:rFonts w:asciiTheme="majorBidi" w:hAnsiTheme="majorBidi" w:cstheme="majorBidi"/>
+          <w:color w:val="EE0000"/>
+          <w:sz w:val="12"/>
+          <w:szCs w:val="12"/>
+          <w:lang w:val="en-GB"/>
+        </w:rPr>
+        <w:t xml:space="preserve"> </w:t>
+      </w:r>
+    </w:p>
+    <w:p>
+      <w:pPr>
+        <w:numPr>
+          <w:ilvl w:val="0"/>
+          <w:numId w:val="2"/>
+        </w:numPr>
+        <w:spacing w:line="240" w:lineRule="auto"/>
+        <w:rPr>
+          <w:rFonts w:asciiTheme="majorBidi" w:hAnsiTheme="majorBidi" w:cstheme="majorBidi"/>
+          <w:color w:val="EE0000"/>
+          <w:sz w:val="12"/>
+          <w:szCs w:val="12"/>
+        </w:rPr>
+      </w:pPr>
+      <w:r>
+        <w:rPr>
+          <w:rFonts w:asciiTheme="majorBidi" w:hAnsiTheme="majorBidi" w:cstheme="majorBidi"/>
+          <w:color w:val="EE0000"/>
+          <w:sz w:val="12"/>
+          <w:szCs w:val="12"/>
+        </w:rPr>
+        <w:t>List of criteria (National Occupational Standards)</w:t>
+      </w:r>
+    </w:p>
+    <w:p>
+      <w:pPr>
+        <w:numPr>
+          <w:ilvl w:val="0"/>
+          <w:numId w:val="2"/>
+        </w:numPr>
+        <w:spacing w:line="240" w:lineRule="auto"/>
+        <w:rPr>
+          <w:rFonts w:asciiTheme="majorBidi" w:hAnsiTheme="majorBidi" w:cstheme="majorBidi"/>
+          <w:color w:val="EE0000"/>
+          <w:sz w:val="12"/>
+          <w:szCs w:val="12"/>
+        </w:rPr>
+      </w:pPr>
+      <w:r>
+        <w:rPr>
+          <w:rFonts w:asciiTheme="majorBidi" w:hAnsiTheme="majorBidi" w:cstheme="majorBidi"/>
+          <w:color w:val="EE0000"/>
+          <w:sz w:val="12"/>
+          <w:szCs w:val="12"/>
+        </w:rPr>
+        <w:t xml:space="preserve">List of Training and Learning Courses (+ Certifications) </w:t>
+      </w:r>
     </w:p>
     <w:p>
       <w:pPr>
@@ -1309,6 +1531,7 @@
           <w:color w:val="000000" w:themeColor="text1"/>
           <w:sz w:val="24"/>
         </w:rPr>
+        <w:lastRenderedPageBreak/>
         <w:t>Stage 3: Managing live production test cases, coordinating between external testers and internal teams</w:t>
       </w:r>
       <w:r>
@@ -1588,6 +1811,16 @@
         </w:rPr>
         <w:t>Company work</w:t>
       </w:r>
+      <w:r>
+        <w:rPr>
+          <w:b/>
+          <w:bCs/>
+          <w:color w:val="C00000"/>
+          <w:sz w:val="28"/>
+          <w:szCs w:val="28"/>
+        </w:rPr>
+        <w:t xml:space="preserve"> (add Nos related to work)</w:t>
+      </w:r>
     </w:p>
     <w:p>
       <w:pPr>
@@ -1607,6 +1840,269 @@
     </w:p>
     <w:p>
       <w:pPr>
+        <w:numPr>
+          <w:ilvl w:val="0"/>
+          <w:numId w:val="2"/>
+        </w:numPr>
+        <w:spacing w:line="240" w:lineRule="auto"/>
+        <w:rPr>
+          <w:rFonts w:asciiTheme="majorBidi" w:hAnsiTheme="majorBidi" w:cstheme="majorBidi"/>
+          <w:color w:val="EE0000"/>
+          <w:sz w:val="12"/>
+          <w:szCs w:val="12"/>
+        </w:rPr>
+      </w:pPr>
+      <w:r>
+        <w:rPr>
+          <w:rFonts w:asciiTheme="majorBidi" w:hAnsiTheme="majorBidi" w:cstheme="majorBidi"/>
+          <w:color w:val="EE0000"/>
+          <w:sz w:val="12"/>
+          <w:szCs w:val="12"/>
+        </w:rPr>
+        <w:t xml:space="preserve">Detailed description of the tasks given to the student. </w:t>
+      </w:r>
+    </w:p>
+    <w:p>
+      <w:pPr>
+        <w:numPr>
+          <w:ilvl w:val="0"/>
+          <w:numId w:val="2"/>
+        </w:numPr>
+        <w:spacing w:line="240" w:lineRule="auto"/>
+        <w:rPr>
+          <w:rFonts w:asciiTheme="majorBidi" w:hAnsiTheme="majorBidi" w:cstheme="majorBidi"/>
+          <w:color w:val="EE0000"/>
+          <w:sz w:val="12"/>
+          <w:szCs w:val="12"/>
+        </w:rPr>
+      </w:pPr>
+      <w:r>
+        <w:rPr>
+          <w:rFonts w:asciiTheme="majorBidi" w:hAnsiTheme="majorBidi" w:cstheme="majorBidi"/>
+          <w:color w:val="EE0000"/>
+          <w:sz w:val="12"/>
+          <w:szCs w:val="12"/>
+        </w:rPr>
+        <w:t xml:space="preserve">The student </w:t>
+      </w:r>
+      <w:r>
+        <w:rPr>
+          <w:rFonts w:asciiTheme="majorBidi" w:hAnsiTheme="majorBidi" w:cstheme="majorBidi"/>
+          <w:color w:val="EE0000"/>
+          <w:sz w:val="12"/>
+          <w:szCs w:val="12"/>
+        </w:rPr>
+        <w:t>has to</w:t>
+      </w:r>
+      <w:r>
+        <w:rPr>
+          <w:rFonts w:asciiTheme="majorBidi" w:hAnsiTheme="majorBidi" w:cstheme="majorBidi"/>
+          <w:color w:val="EE0000"/>
+          <w:sz w:val="12"/>
+          <w:szCs w:val="12"/>
+        </w:rPr>
+        <w:t xml:space="preserve"> write this section in compliance with the </w:t>
+      </w:r>
+      <w:r>
+        <w:rPr>
+          <w:rFonts w:asciiTheme="majorBidi" w:hAnsiTheme="majorBidi" w:cstheme="majorBidi"/>
+          <w:color w:val="EE0000"/>
+          <w:sz w:val="12"/>
+          <w:szCs w:val="12"/>
+        </w:rPr>
+        <w:t>p</w:t>
+      </w:r>
+      <w:r>
+        <w:rPr>
+          <w:rFonts w:asciiTheme="majorBidi" w:hAnsiTheme="majorBidi" w:cstheme="majorBidi"/>
+          <w:color w:val="EE0000"/>
+          <w:sz w:val="12"/>
+          <w:szCs w:val="12"/>
+        </w:rPr>
+        <w:t>erformance criteria</w:t>
+      </w:r>
+      <w:r>
+        <w:rPr>
+          <w:rFonts w:asciiTheme="majorBidi" w:hAnsiTheme="majorBidi" w:cstheme="majorBidi"/>
+          <w:color w:val="EE0000"/>
+          <w:sz w:val="12"/>
+          <w:szCs w:val="12"/>
+        </w:rPr>
+        <w:t xml:space="preserve"> of NOSs for this </w:t>
+      </w:r>
+      <w:r>
+        <w:rPr>
+          <w:rFonts w:asciiTheme="majorBidi" w:hAnsiTheme="majorBidi" w:cstheme="majorBidi"/>
+          <w:color w:val="EE0000"/>
+          <w:sz w:val="12"/>
+          <w:szCs w:val="12"/>
+        </w:rPr>
+        <w:t xml:space="preserve">part. </w:t>
+      </w:r>
+    </w:p>
+    <w:p>
+      <w:pPr>
+        <w:numPr>
+          <w:ilvl w:val="0"/>
+          <w:numId w:val="2"/>
+        </w:numPr>
+        <w:spacing w:line="240" w:lineRule="auto"/>
+        <w:rPr>
+          <w:rFonts w:asciiTheme="majorBidi" w:hAnsiTheme="majorBidi" w:cstheme="majorBidi"/>
+          <w:color w:val="EE0000"/>
+          <w:sz w:val="12"/>
+          <w:szCs w:val="12"/>
+        </w:rPr>
+      </w:pPr>
+      <w:r>
+        <w:rPr>
+          <w:rFonts w:asciiTheme="majorBidi" w:hAnsiTheme="majorBidi" w:cstheme="majorBidi"/>
+          <w:color w:val="EE0000"/>
+          <w:sz w:val="12"/>
+          <w:szCs w:val="12"/>
+        </w:rPr>
+        <w:t>This</w:t>
+      </w:r>
+      <w:r>
+        <w:rPr>
+          <w:rFonts w:asciiTheme="majorBidi" w:hAnsiTheme="majorBidi" w:cstheme="majorBidi"/>
+          <w:color w:val="EE0000"/>
+          <w:sz w:val="12"/>
+          <w:szCs w:val="12"/>
+        </w:rPr>
+        <w:t xml:space="preserve"> section should include also any documentation done (evidence)</w:t>
+      </w:r>
+    </w:p>
+    <w:p>
+      <w:pPr>
+        <w:numPr>
+          <w:ilvl w:val="0"/>
+          <w:numId w:val="2"/>
+        </w:numPr>
+        <w:spacing w:line="240" w:lineRule="auto"/>
+        <w:rPr>
+          <w:rFonts w:asciiTheme="majorBidi" w:hAnsiTheme="majorBidi" w:cstheme="majorBidi"/>
+          <w:color w:val="EE0000"/>
+          <w:sz w:val="12"/>
+          <w:szCs w:val="12"/>
+        </w:rPr>
+      </w:pPr>
+      <w:r>
+        <w:rPr>
+          <w:rFonts w:asciiTheme="majorBidi" w:hAnsiTheme="majorBidi" w:cstheme="majorBidi"/>
+          <w:color w:val="EE0000"/>
+          <w:sz w:val="12"/>
+          <w:szCs w:val="12"/>
+        </w:rPr>
+        <w:t xml:space="preserve">Challenges faced/ </w:t>
+      </w:r>
+      <w:r>
+        <w:rPr>
+          <w:rFonts w:asciiTheme="majorBidi" w:hAnsiTheme="majorBidi" w:cstheme="majorBidi"/>
+          <w:color w:val="EE0000"/>
+          <w:sz w:val="12"/>
+          <w:szCs w:val="12"/>
+        </w:rPr>
+        <w:t>and how did you overcome them</w:t>
+      </w:r>
+    </w:p>
+    <w:p>
+      <w:pPr>
+        <w:numPr>
+          <w:ilvl w:val="0"/>
+          <w:numId w:val="2"/>
+        </w:numPr>
+        <w:spacing w:line="240" w:lineRule="auto"/>
+        <w:rPr>
+          <w:rFonts w:asciiTheme="majorBidi" w:hAnsiTheme="majorBidi" w:cstheme="majorBidi"/>
+          <w:color w:val="EE0000"/>
+          <w:sz w:val="12"/>
+          <w:szCs w:val="12"/>
+        </w:rPr>
+      </w:pPr>
+      <w:r>
+        <w:rPr>
+          <w:rFonts w:asciiTheme="majorBidi" w:hAnsiTheme="majorBidi" w:cstheme="majorBidi"/>
+          <w:color w:val="EE0000"/>
+          <w:sz w:val="12"/>
+          <w:szCs w:val="12"/>
+        </w:rPr>
+        <w:t>Self-Reflection</w:t>
+      </w:r>
+    </w:p>
+    <w:p>
+      <w:pPr>
+        <w:numPr>
+          <w:ilvl w:val="1"/>
+          <w:numId w:val="2"/>
+        </w:numPr>
+        <w:spacing w:line="240" w:lineRule="auto"/>
+        <w:rPr>
+          <w:rFonts w:asciiTheme="majorBidi" w:hAnsiTheme="majorBidi" w:cstheme="majorBidi"/>
+          <w:color w:val="EE0000"/>
+          <w:sz w:val="12"/>
+          <w:szCs w:val="12"/>
+        </w:rPr>
+      </w:pPr>
+      <w:r>
+        <w:rPr>
+          <w:rFonts w:asciiTheme="majorBidi" w:hAnsiTheme="majorBidi" w:cstheme="majorBidi"/>
+          <w:color w:val="EE0000"/>
+          <w:sz w:val="12"/>
+          <w:szCs w:val="12"/>
+          <w:lang w:val="en-GB"/>
+        </w:rPr>
+        <w:t>T</w:t>
+      </w:r>
+      <w:r>
+        <w:rPr>
+          <w:rFonts w:asciiTheme="majorBidi" w:hAnsiTheme="majorBidi" w:cstheme="majorBidi"/>
+          <w:color w:val="EE0000"/>
+          <w:sz w:val="12"/>
+          <w:szCs w:val="12"/>
+          <w:lang w:val="en-GB"/>
+        </w:rPr>
+        <w:t xml:space="preserve">echnical and non-technical skills </w:t>
+      </w:r>
+    </w:p>
+    <w:p>
+      <w:pPr>
+        <w:numPr>
+          <w:ilvl w:val="1"/>
+          <w:numId w:val="2"/>
+        </w:numPr>
+        <w:spacing w:line="240" w:lineRule="auto"/>
+        <w:rPr>
+          <w:rFonts w:asciiTheme="majorBidi" w:hAnsiTheme="majorBidi" w:cstheme="majorBidi"/>
+          <w:color w:val="EE0000"/>
+          <w:sz w:val="12"/>
+          <w:szCs w:val="12"/>
+        </w:rPr>
+      </w:pPr>
+      <w:r>
+        <w:rPr>
+          <w:rFonts w:asciiTheme="majorBidi" w:hAnsiTheme="majorBidi" w:cstheme="majorBidi"/>
+          <w:color w:val="EE0000"/>
+          <w:sz w:val="12"/>
+          <w:szCs w:val="12"/>
+          <w:lang w:val="en-GB"/>
+        </w:rPr>
+        <w:t>S</w:t>
+      </w:r>
+      <w:r>
+        <w:rPr>
+          <w:rFonts w:asciiTheme="majorBidi" w:hAnsiTheme="majorBidi" w:cstheme="majorBidi"/>
+          <w:color w:val="EE0000"/>
+          <w:sz w:val="12"/>
+          <w:szCs w:val="12"/>
+          <w:lang w:val="en-GB"/>
+        </w:rPr>
+        <w:t>oftware did you use</w:t>
+      </w:r>
+      <w:bookmarkStart w:id="4" w:name="_Toc61195717"/>
+    </w:p>
+    <w:p>
+      <w:pPr>
         <w:spacing w:line="240" w:lineRule="auto"/>
         <w:rPr>
           <w:rFonts w:asciiTheme="majorBidi" w:hAnsiTheme="majorBidi" w:cstheme="majorBidi"/>
@@ -1617,7 +2113,6 @@
           <w:lang w:val="en-GB"/>
         </w:rPr>
       </w:pPr>
-      <w:bookmarkStart w:id="4" w:name="_Toc61195717"/>
       <w:r>
         <w:rPr>
           <w:rFonts w:asciiTheme="majorBidi" w:hAnsiTheme="majorBidi" w:cstheme="majorBidi"/>
@@ -1816,28 +2311,6 @@
         <w:spacing w:line="240" w:lineRule="auto"/>
         <w:rPr>
           <w:rFonts w:asciiTheme="majorBidi" w:hAnsiTheme="majorBidi" w:cstheme="majorBidi"/>
-          <w:sz w:val="24"/>
-          <w:szCs w:val="24"/>
-        </w:rPr>
-      </w:pPr>
-    </w:p>
-    <w:p>
-      <w:pPr>
-        <w:pStyle w:val="ListParagraph"/>
-        <w:spacing w:line="240" w:lineRule="auto"/>
-        <w:rPr>
-          <w:rFonts w:asciiTheme="majorBidi" w:hAnsiTheme="majorBidi" w:cstheme="majorBidi"/>
-          <w:sz w:val="24"/>
-          <w:szCs w:val="24"/>
-        </w:rPr>
-      </w:pPr>
-    </w:p>
-    <w:p>
-      <w:pPr>
-        <w:pStyle w:val="ListParagraph"/>
-        <w:spacing w:line="240" w:lineRule="auto"/>
-        <w:rPr>
-          <w:rFonts w:asciiTheme="majorBidi" w:hAnsiTheme="majorBidi" w:cstheme="majorBidi"/>
           <w:b/>
           <w:bCs/>
           <w:sz w:val="24"/>
@@ -1894,34 +2367,6 @@
         </w:rPr>
         <w:t>penetration testing</w:t>
       </w:r>
-      <w:r>
-        <w:rPr>
-          <w:rFonts w:asciiTheme="majorBidi" w:hAnsiTheme="majorBidi" w:cstheme="majorBidi"/>
-          <w:b/>
-          <w:bCs/>
-          <w:sz w:val="24"/>
-          <w:szCs w:val="24"/>
-        </w:rPr>
-        <w:t xml:space="preserve"> (</w:t>
-      </w:r>
-      <w:r>
-        <w:rPr>
-          <w:rFonts w:asciiTheme="majorBidi" w:hAnsiTheme="majorBidi" w:cstheme="majorBidi"/>
-          <w:color w:val="000000" w:themeColor="text1"/>
-          <w:sz w:val="24"/>
-        </w:rPr>
-        <w:t>TECIS600201</w:t>
-      </w:r>
-      <w:r>
-        <w:rPr>
-          <w:rFonts w:asciiTheme="majorBidi" w:hAnsiTheme="majorBidi" w:cstheme="majorBidi"/>
-          <w:b/>
-          <w:bCs/>
-          <w:sz w:val="24"/>
-          <w:szCs w:val="24"/>
-        </w:rPr>
-        <w:t>)</w:t>
-      </w:r>
     </w:p>
     <w:p>
       <w:pPr>
@@ -1954,47 +2399,24 @@
           <w:sz w:val="24"/>
           <w:szCs w:val="24"/>
         </w:rPr>
-        <w:t xml:space="preserve"> (some features will be consider out of scope due to some issue with the data or the features directly link to third parties)</w:t>
-      </w:r>
-      <w:r>
-        <w:rPr>
-          <w:rFonts w:asciiTheme="majorBidi" w:hAnsiTheme="majorBidi" w:cstheme="majorBidi"/>
-          <w:sz w:val="24"/>
-          <w:szCs w:val="24"/>
-        </w:rPr>
-        <w:t xml:space="preserve"> ,by that we did the Nos (</w:t>
-      </w:r>
-      <w:r>
-        <w:rPr>
-          <w:rFonts w:asciiTheme="majorBidi" w:hAnsiTheme="majorBidi" w:cstheme="majorBidi"/>
-          <w:sz w:val="24"/>
-          <w:szCs w:val="24"/>
-        </w:rPr>
-        <w:t>TECIS60442 – Plan penetration tests</w:t>
-      </w:r>
-      <w:r>
-        <w:rPr>
-          <w:rFonts w:asciiTheme="majorBidi" w:hAnsiTheme="majorBidi" w:cstheme="majorBidi"/>
-          <w:sz w:val="24"/>
-          <w:szCs w:val="24"/>
-        </w:rPr>
-        <w:t>)</w:t>
-      </w:r>
-      <w:r>
-        <w:rPr>
-          <w:rFonts w:asciiTheme="majorBidi" w:hAnsiTheme="majorBidi" w:cstheme="majorBidi"/>
-          <w:sz w:val="24"/>
-          <w:szCs w:val="24"/>
-        </w:rPr>
-        <w:t xml:space="preserve"> </w:t>
-      </w:r>
-      <w:r>
-        <w:rPr>
-          <w:rFonts w:asciiTheme="majorBidi" w:hAnsiTheme="majorBidi" w:cstheme="majorBidi"/>
-          <w:sz w:val="24"/>
-          <w:szCs w:val="24"/>
-        </w:rPr>
-        <w:t xml:space="preserve">after the meeting we provide the vendor all the requested test data so they can start the PT exercise and if they have some issue like connection issue or builds issue we follow up with </w:t>
+        <w:t xml:space="preserve"> (some features will be consider out of scope due to some issue with the data or the features directly link to third parties) </w:t>
+      </w:r>
+      <w:r>
+        <w:rPr>
+          <w:rFonts w:asciiTheme="majorBidi" w:hAnsiTheme="majorBidi" w:cstheme="majorBidi"/>
+          <w:sz w:val="24"/>
+          <w:szCs w:val="24"/>
+        </w:rPr>
+        <w:t xml:space="preserve">after the meeting we provide the vendor all the requested test data so they can </w:t>
+      </w:r>
+      <w:r>
+        <w:rPr>
+          <w:rFonts w:asciiTheme="majorBidi" w:hAnsiTheme="majorBidi" w:cstheme="majorBidi"/>
+          <w:sz w:val="24"/>
+          <w:szCs w:val="24"/>
+        </w:rPr>
+        <w:lastRenderedPageBreak/>
+        <w:t xml:space="preserve">start the PT exercise and if they have some issue like connection issue or builds issue we follow up with </w:t>
       </w:r>
       <w:r>
         <w:rPr>
@@ -2061,30 +2483,6 @@
         <w:br/>
         <w:t>(steps how to trigger the vulnerability)</w:t>
       </w:r>
-      <w:r>
-        <w:rPr>
-          <w:rFonts w:asciiTheme="majorBidi" w:hAnsiTheme="majorBidi" w:cstheme="majorBidi"/>
-          <w:sz w:val="24"/>
-          <w:szCs w:val="24"/>
-        </w:rPr>
-        <w:t xml:space="preserve"> by that the Nos(</w:t>
-      </w:r>
-      <w:r>
-        <w:rPr>
-          <w:rFonts w:asciiTheme="majorBidi" w:hAnsiTheme="majorBidi" w:cstheme="majorBidi"/>
-          <w:sz w:val="24"/>
-          <w:szCs w:val="24"/>
-        </w:rPr>
-        <w:t>TECIS600201 – Identify cyber security threats and vulnerabilities</w:t>
-      </w:r>
-      <w:r>
-        <w:rPr>
-          <w:rFonts w:asciiTheme="majorBidi" w:hAnsiTheme="majorBidi" w:cstheme="majorBidi"/>
-          <w:sz w:val="24"/>
-          <w:szCs w:val="24"/>
-        </w:rPr>
-        <w:t xml:space="preserve"> and)</w:t>
-      </w:r>
     </w:p>
     <w:p>
       <w:pPr>
@@ -2103,8 +2501,8 @@
           <w:szCs w:val="24"/>
         </w:rPr>
         <w:drawing>
-          <wp:inline distT="0" distB="0" distL="0" distR="0" wp14:anchorId="4AD4D397" wp14:editId="52609C78">
-            <wp:extent cx="5943600" cy="3075709"/>
+          <wp:inline distT="0" distB="0" distL="0" distR="0" wp14:anchorId="4AD4D397" wp14:editId="21DCC4C4">
+            <wp:extent cx="5943600" cy="3564890"/>
             <wp:effectExtent l="0" t="0" r="0" b="0"/>
             <wp:docPr id="363417325" name="Picture 1"/>
             <wp:cNvGraphicFramePr>
@@ -2118,7 +2516,7 @@
                     <pic:cNvPicPr/>
                   </pic:nvPicPr>
                   <pic:blipFill>
-                    <a:blip r:embed="rId12"/>
+                    <a:blip r:embed="rId11"/>
                     <a:stretch>
                       <a:fillRect/>
                     </a:stretch>
@@ -2126,7 +2524,7 @@
                   <pic:spPr>
                     <a:xfrm>
                       <a:off x="0" y="0"/>
-                      <a:ext cx="5946601" cy="3077262"/>
+                      <a:ext cx="5943600" cy="3564890"/>
                     </a:xfrm>
                     <a:prstGeom prst="rect">
                       <a:avLst/>
@@ -2223,7 +2621,6 @@
           <w:sz w:val="24"/>
           <w:szCs w:val="24"/>
         </w:rPr>
-        <w:lastRenderedPageBreak/>
         <w:t>During my apprenticeship I was responsible for analyzing CMON compliance data</w:t>
       </w:r>
       <w:r>
@@ -2240,31 +2637,7 @@
           <w:sz w:val="24"/>
           <w:szCs w:val="24"/>
         </w:rPr>
-        <w:t xml:space="preserve"> The compliance monitoring tool provided key information regarding security controls implemented across endpoints, servers, and network devices. My main role was to filter and summarize compliance reports based on endpoint security statuses from various tools like DLP, FireEye, WSUS, and SCOM</w:t>
-      </w:r>
-      <w:r>
-        <w:rPr>
-          <w:rFonts w:asciiTheme="majorBidi" w:hAnsiTheme="majorBidi" w:cstheme="majorBidi"/>
-          <w:sz w:val="24"/>
-          <w:szCs w:val="24"/>
-        </w:rPr>
-        <w:t xml:space="preserve"> by that ensure implementing security controls and doing Nos (</w:t>
-      </w:r>
-      <w:r>
-        <w:rPr>
-          <w:rFonts w:asciiTheme="majorBidi" w:hAnsiTheme="majorBidi" w:cstheme="majorBidi"/>
-          <w:sz w:val="24"/>
-          <w:szCs w:val="24"/>
-        </w:rPr>
-        <w:t>TECDT61131 – Assist in Implementing Vulnerability Assessment Processes</w:t>
-      </w:r>
-      <w:r>
-        <w:rPr>
-          <w:rFonts w:asciiTheme="majorBidi" w:hAnsiTheme="majorBidi" w:cstheme="majorBidi"/>
-          <w:sz w:val="24"/>
-          <w:szCs w:val="24"/>
-        </w:rPr>
-        <w:t>).</w:t>
+        <w:t xml:space="preserve"> The compliance monitoring tool provided key information regarding security controls implemented across endpoints, servers, and network devices. My main role was to filter and summarize compliance reports based on endpoint security statuses from various tools like DLP, FireEye, WSUS, and SCOM.</w:t>
       </w:r>
       <w:r>
         <w:rPr>
@@ -2294,6 +2667,7 @@
           <w:sz w:val="24"/>
           <w:szCs w:val="24"/>
         </w:rPr>
+        <w:lastRenderedPageBreak/>
         <w:drawing>
           <wp:inline distT="0" distB="0" distL="0" distR="0" wp14:anchorId="7B738C32" wp14:editId="1CA9E565">
             <wp:extent cx="5943600" cy="2887980"/>
@@ -2310,7 +2684,7 @@
                     <pic:cNvPicPr/>
                   </pic:nvPicPr>
                   <pic:blipFill>
-                    <a:blip r:embed="rId13"/>
+                    <a:blip r:embed="rId12"/>
                     <a:stretch>
                       <a:fillRect/>
                     </a:stretch>
@@ -2366,7 +2740,10 @@
           <w:szCs w:val="24"/>
         </w:rPr>
       </w:pPr>
-      <w:r>
+    </w:p>
+    <w:p>
+      <w:pPr>
+        <w:spacing w:line="240" w:lineRule="auto"/>
         <w:rPr>
           <w:rFonts w:asciiTheme="majorBidi" w:hAnsiTheme="majorBidi" w:cstheme="majorBidi"/>
           <w:b/>
@@ -2374,9 +2751,11 @@
           <w:sz w:val="24"/>
           <w:szCs w:val="24"/>
         </w:rPr>
-        <w:t xml:space="preserve">At the start of the training my old manager (Sari) had me writing different simple codes that is related to the company </w:t>
-      </w:r>
-      <w:r>
+      </w:pPr>
+    </w:p>
+    <w:p>
+      <w:pPr>
+        <w:spacing w:line="240" w:lineRule="auto"/>
         <w:rPr>
           <w:rFonts w:asciiTheme="majorBidi" w:hAnsiTheme="majorBidi" w:cstheme="majorBidi"/>
           <w:b/>
@@ -2384,8 +2763,7 @@
           <w:sz w:val="24"/>
           <w:szCs w:val="24"/>
         </w:rPr>
-        <w:t>services</w:t>
-      </w:r>
+      </w:pPr>
       <w:r>
         <w:rPr>
           <w:rFonts w:asciiTheme="majorBidi" w:hAnsiTheme="majorBidi" w:cstheme="majorBidi"/>
@@ -2394,34 +2772,74 @@
           <w:sz w:val="24"/>
           <w:szCs w:val="24"/>
         </w:rPr>
-        <w:t xml:space="preserve"> so I can be familiar with the flow and the structure of the work by that doing this Nos (</w:t>
-      </w:r>
-      <w:r>
-        <w:rPr>
-          <w:rFonts w:asciiTheme="majorBidi" w:hAnsiTheme="majorBidi" w:cstheme="majorBidi"/>
-          <w:sz w:val="24"/>
-          <w:szCs w:val="24"/>
-        </w:rPr>
-        <w:t>TECHDUCO1 –</w:t>
-      </w:r>
-      <w:r>
-        <w:rPr>
-          <w:rFonts w:asciiTheme="majorBidi" w:hAnsiTheme="majorBidi" w:cstheme="majorBidi"/>
-          <w:color w:val="000000" w:themeColor="text1"/>
-          <w:sz w:val="24"/>
-          <w:szCs w:val="24"/>
-        </w:rPr>
-        <w:t xml:space="preserve"> </w:t>
-      </w:r>
-      <w:r>
-        <w:rPr>
-          <w:rFonts w:asciiTheme="majorBidi" w:hAnsiTheme="majorBidi" w:cstheme="majorBidi"/>
-          <w:sz w:val="24"/>
-          <w:szCs w:val="24"/>
-        </w:rPr>
-        <w:t>Perform coding for simple business problems</w:t>
-      </w:r>
-      <w:r>
+        <w:t>Challenges faced and how I overcame them:</w:t>
+      </w:r>
+    </w:p>
+    <w:p>
+      <w:pPr>
+        <w:spacing w:line="240" w:lineRule="auto"/>
+        <w:rPr>
+          <w:rFonts w:asciiTheme="majorBidi" w:hAnsiTheme="majorBidi" w:cstheme="majorBidi"/>
+          <w:sz w:val="24"/>
+          <w:szCs w:val="24"/>
+        </w:rPr>
+      </w:pPr>
+      <w:r>
+        <w:rPr>
+          <w:rFonts w:asciiTheme="majorBidi" w:hAnsiTheme="majorBidi" w:cstheme="majorBidi"/>
+          <w:sz w:val="24"/>
+          <w:szCs w:val="24"/>
+        </w:rPr>
+        <w:t>• Coordinating between multiple teams for live system tests –</w:t>
+      </w:r>
+      <w:r>
+        <w:rPr>
+          <w:rFonts w:asciiTheme="majorBidi" w:hAnsiTheme="majorBidi" w:cstheme="majorBidi"/>
+          <w:sz w:val="24"/>
+          <w:szCs w:val="24"/>
+        </w:rPr>
+        <w:t xml:space="preserve"> kept a list for everyone a communicated with and what the reason to know exactly every team what </w:t>
+      </w:r>
+      <w:proofErr w:type="gramStart"/>
+      <w:r>
+        <w:rPr>
+          <w:rFonts w:asciiTheme="majorBidi" w:hAnsiTheme="majorBidi" w:cstheme="majorBidi"/>
+          <w:sz w:val="24"/>
+          <w:szCs w:val="24"/>
+        </w:rPr>
+        <w:t>can they</w:t>
+      </w:r>
+      <w:proofErr w:type="gramEnd"/>
+      <w:r>
+        <w:rPr>
+          <w:rFonts w:asciiTheme="majorBidi" w:hAnsiTheme="majorBidi" w:cstheme="majorBidi"/>
+          <w:sz w:val="24"/>
+          <w:szCs w:val="24"/>
+        </w:rPr>
+        <w:t xml:space="preserve"> help me with </w:t>
+      </w:r>
+      <w:r>
+        <w:rPr>
+          <w:rFonts w:asciiTheme="majorBidi" w:hAnsiTheme="majorBidi" w:cstheme="majorBidi"/>
+          <w:sz w:val="24"/>
+          <w:szCs w:val="24"/>
+        </w:rPr>
+        <w:br/>
+      </w:r>
+    </w:p>
+    <w:p>
+      <w:pPr>
+        <w:spacing w:line="240" w:lineRule="auto"/>
+        <w:rPr>
+          <w:rFonts w:asciiTheme="majorBidi" w:hAnsiTheme="majorBidi" w:cstheme="majorBidi"/>
+          <w:sz w:val="24"/>
+          <w:szCs w:val="24"/>
+        </w:rPr>
+      </w:pPr>
+    </w:p>
+    <w:p>
+      <w:pPr>
+        <w:spacing w:line="240" w:lineRule="auto"/>
         <w:rPr>
           <w:rFonts w:asciiTheme="majorBidi" w:hAnsiTheme="majorBidi" w:cstheme="majorBidi"/>
           <w:b/>
@@ -2429,12 +2847,8 @@
           <w:sz w:val="24"/>
           <w:szCs w:val="24"/>
         </w:rPr>
-        <w:t>)</w:t>
-      </w:r>
-    </w:p>
-    <w:p>
-      <w:pPr>
-        <w:spacing w:line="240" w:lineRule="auto"/>
+      </w:pPr>
+      <w:r>
         <w:rPr>
           <w:rFonts w:asciiTheme="majorBidi" w:hAnsiTheme="majorBidi" w:cstheme="majorBidi"/>
           <w:b/>
@@ -2442,128 +2856,24 @@
           <w:sz w:val="24"/>
           <w:szCs w:val="24"/>
         </w:rPr>
-      </w:pPr>
+        <w:t>Self-Reflection:</w:t>
+      </w:r>
     </w:p>
     <w:p>
       <w:pPr>
         <w:spacing w:line="240" w:lineRule="auto"/>
         <w:rPr>
           <w:rFonts w:asciiTheme="majorBidi" w:hAnsiTheme="majorBidi" w:cstheme="majorBidi"/>
-          <w:b/>
-          <w:bCs/>
-          <w:sz w:val="24"/>
-          <w:szCs w:val="24"/>
-        </w:rPr>
-      </w:pPr>
-      <w:r>
-        <w:rPr>
-          <w:rFonts w:asciiTheme="majorBidi" w:hAnsiTheme="majorBidi" w:cstheme="majorBidi"/>
-          <w:b/>
-          <w:bCs/>
-          <w:sz w:val="24"/>
-          <w:szCs w:val="24"/>
-        </w:rPr>
-        <w:t>Challenges faced and how I overcame them:</w:t>
-      </w:r>
-    </w:p>
-    <w:p>
-      <w:pPr>
-        <w:spacing w:line="240" w:lineRule="auto"/>
-        <w:rPr>
-          <w:rFonts w:asciiTheme="majorBidi" w:hAnsiTheme="majorBidi" w:cstheme="majorBidi"/>
-          <w:sz w:val="24"/>
-          <w:szCs w:val="24"/>
-        </w:rPr>
-      </w:pPr>
-      <w:r>
-        <w:rPr>
-          <w:rFonts w:asciiTheme="majorBidi" w:hAnsiTheme="majorBidi" w:cstheme="majorBidi"/>
-          <w:sz w:val="24"/>
-          <w:szCs w:val="24"/>
-        </w:rPr>
-        <w:t>• Coordinating between multiple teams for live system tests –</w:t>
-      </w:r>
-      <w:r>
-        <w:rPr>
-          <w:rFonts w:asciiTheme="majorBidi" w:hAnsiTheme="majorBidi" w:cstheme="majorBidi"/>
-          <w:sz w:val="24"/>
-          <w:szCs w:val="24"/>
-        </w:rPr>
-        <w:t xml:space="preserve"> kept a list for everyone a communicated with and what the reason to know exactly every team what </w:t>
-      </w:r>
-      <w:r>
-        <w:rPr>
-          <w:rFonts w:asciiTheme="majorBidi" w:hAnsiTheme="majorBidi" w:cstheme="majorBidi"/>
-          <w:sz w:val="24"/>
-          <w:szCs w:val="24"/>
-        </w:rPr>
-        <w:t>they can</w:t>
-      </w:r>
-      <w:r>
-        <w:rPr>
-          <w:rFonts w:asciiTheme="majorBidi" w:hAnsiTheme="majorBidi" w:cstheme="majorBidi"/>
-          <w:sz w:val="24"/>
-          <w:szCs w:val="24"/>
-        </w:rPr>
-        <w:t xml:space="preserve"> help me with </w:t>
-      </w:r>
-      <w:r>
-        <w:rPr>
-          <w:rFonts w:asciiTheme="majorBidi" w:hAnsiTheme="majorBidi" w:cstheme="majorBidi"/>
-          <w:sz w:val="24"/>
-          <w:szCs w:val="24"/>
-        </w:rPr>
-        <w:br/>
-      </w:r>
-    </w:p>
-    <w:p>
-      <w:pPr>
-        <w:spacing w:line="240" w:lineRule="auto"/>
-        <w:rPr>
-          <w:rFonts w:asciiTheme="majorBidi" w:hAnsiTheme="majorBidi" w:cstheme="majorBidi"/>
-          <w:sz w:val="24"/>
-          <w:szCs w:val="24"/>
-        </w:rPr>
-      </w:pPr>
-    </w:p>
-    <w:p>
-      <w:pPr>
-        <w:spacing w:line="240" w:lineRule="auto"/>
-        <w:rPr>
-          <w:rFonts w:asciiTheme="majorBidi" w:hAnsiTheme="majorBidi" w:cstheme="majorBidi"/>
-          <w:b/>
-          <w:bCs/>
-          <w:sz w:val="24"/>
-          <w:szCs w:val="24"/>
-        </w:rPr>
-      </w:pPr>
-      <w:r>
-        <w:rPr>
-          <w:rFonts w:asciiTheme="majorBidi" w:hAnsiTheme="majorBidi" w:cstheme="majorBidi"/>
-          <w:b/>
-          <w:bCs/>
-          <w:sz w:val="24"/>
-          <w:szCs w:val="24"/>
-        </w:rPr>
-        <w:t>Self-Reflection:</w:t>
-      </w:r>
-    </w:p>
-    <w:p>
-      <w:pPr>
-        <w:spacing w:line="240" w:lineRule="auto"/>
-        <w:rPr>
-          <w:rFonts w:asciiTheme="majorBidi" w:hAnsiTheme="majorBidi" w:cstheme="majorBidi"/>
-          <w:sz w:val="24"/>
-          <w:szCs w:val="24"/>
-        </w:rPr>
-      </w:pPr>
-      <w:r>
-        <w:rPr>
-          <w:rFonts w:asciiTheme="majorBidi" w:hAnsiTheme="majorBidi" w:cstheme="majorBidi"/>
-          <w:sz w:val="24"/>
-          <w:szCs w:val="24"/>
-        </w:rPr>
-        <w:lastRenderedPageBreak/>
+          <w:sz w:val="24"/>
+          <w:szCs w:val="24"/>
+        </w:rPr>
+      </w:pPr>
+      <w:r>
+        <w:rPr>
+          <w:rFonts w:asciiTheme="majorBidi" w:hAnsiTheme="majorBidi" w:cstheme="majorBidi"/>
+          <w:sz w:val="24"/>
+          <w:szCs w:val="24"/>
+        </w:rPr>
         <w:t>I improved my ability to communicate between teams and handle time-sensitive tasks. I gained a deeper understanding of vulnerability scanning, risk assessment, and the importance of accurate reporting in real-world environments.</w:t>
       </w:r>
       <w:r>
@@ -2657,6 +2967,16 @@
         </w:rPr>
         <w:t>Projects</w:t>
       </w:r>
+      <w:r>
+        <w:rPr>
+          <w:b/>
+          <w:bCs/>
+          <w:color w:val="C00000"/>
+          <w:sz w:val="28"/>
+          <w:szCs w:val="28"/>
+        </w:rPr>
+        <w:t xml:space="preserve"> (adding demo projects)</w:t>
+      </w:r>
     </w:p>
     <w:p>
       <w:pPr>
@@ -2674,20 +2994,99 @@
     </w:p>
     <w:p>
       <w:pPr>
+        <w:numPr>
+          <w:ilvl w:val="0"/>
+          <w:numId w:val="2"/>
+        </w:numPr>
         <w:spacing w:line="240" w:lineRule="auto"/>
         <w:rPr>
           <w:rFonts w:asciiTheme="majorBidi" w:hAnsiTheme="majorBidi" w:cstheme="majorBidi"/>
-          <w:color w:val="000000" w:themeColor="text1"/>
-          <w:sz w:val="24"/>
-        </w:rPr>
-      </w:pPr>
-      <w:r>
-        <w:rPr>
-          <w:rFonts w:asciiTheme="majorBidi" w:hAnsiTheme="majorBidi" w:cstheme="majorBidi"/>
-          <w:color w:val="000000" w:themeColor="text1"/>
-          <w:sz w:val="24"/>
-        </w:rPr>
-        <w:t xml:space="preserve"> I worked on:</w:t>
+          <w:color w:val="C00000"/>
+          <w:sz w:val="12"/>
+          <w:szCs w:val="12"/>
+        </w:rPr>
+      </w:pPr>
+      <w:r>
+        <w:rPr>
+          <w:rFonts w:asciiTheme="majorBidi" w:hAnsiTheme="majorBidi" w:cstheme="majorBidi"/>
+          <w:color w:val="C00000"/>
+          <w:sz w:val="12"/>
+          <w:szCs w:val="12"/>
+        </w:rPr>
+        <w:t xml:space="preserve">Detailed description of the </w:t>
+      </w:r>
+      <w:r>
+        <w:rPr>
+          <w:rFonts w:asciiTheme="majorBidi" w:hAnsiTheme="majorBidi" w:cstheme="majorBidi"/>
+          <w:color w:val="C00000"/>
+          <w:sz w:val="12"/>
+          <w:szCs w:val="12"/>
+        </w:rPr>
+        <w:t>Projects</w:t>
+      </w:r>
+      <w:r>
+        <w:rPr>
+          <w:rFonts w:asciiTheme="majorBidi" w:hAnsiTheme="majorBidi" w:cstheme="majorBidi"/>
+          <w:color w:val="C00000"/>
+          <w:sz w:val="12"/>
+          <w:szCs w:val="12"/>
+        </w:rPr>
+        <w:t xml:space="preserve"> given to the student. This section should include also any documentation done </w:t>
+      </w:r>
+      <w:r>
+        <w:rPr>
+          <w:rFonts w:asciiTheme="majorBidi" w:hAnsiTheme="majorBidi" w:cstheme="majorBidi"/>
+          <w:color w:val="C00000"/>
+          <w:sz w:val="12"/>
+          <w:szCs w:val="12"/>
+        </w:rPr>
+        <w:t>(evidence)</w:t>
+      </w:r>
+    </w:p>
+    <w:p>
+      <w:pPr>
+        <w:spacing w:line="240" w:lineRule="auto"/>
+        <w:rPr>
+          <w:rFonts w:asciiTheme="majorBidi" w:hAnsiTheme="majorBidi" w:cstheme="majorBidi"/>
+          <w:color w:val="000000" w:themeColor="text1"/>
+          <w:sz w:val="24"/>
+        </w:rPr>
+      </w:pPr>
+      <w:r>
+        <w:rPr>
+          <w:rFonts w:asciiTheme="majorBidi" w:hAnsiTheme="majorBidi" w:cstheme="majorBidi"/>
+          <w:color w:val="000000" w:themeColor="text1"/>
+          <w:sz w:val="24"/>
+        </w:rPr>
+        <w:t>Due to NDA, specific project details cannot be disclosed.</w:t>
+      </w:r>
+    </w:p>
+    <w:p>
+      <w:pPr>
+        <w:spacing w:line="240" w:lineRule="auto"/>
+        <w:rPr>
+          <w:rFonts w:asciiTheme="majorBidi" w:hAnsiTheme="majorBidi" w:cstheme="majorBidi"/>
+          <w:color w:val="000000" w:themeColor="text1"/>
+          <w:sz w:val="24"/>
+        </w:rPr>
+      </w:pPr>
+    </w:p>
+    <w:p>
+      <w:pPr>
+        <w:spacing w:line="240" w:lineRule="auto"/>
+        <w:rPr>
+          <w:rFonts w:asciiTheme="majorBidi" w:hAnsiTheme="majorBidi" w:cstheme="majorBidi"/>
+          <w:color w:val="000000" w:themeColor="text1"/>
+          <w:sz w:val="24"/>
+        </w:rPr>
+      </w:pPr>
+      <w:r>
+        <w:rPr>
+          <w:rFonts w:asciiTheme="majorBidi" w:hAnsiTheme="majorBidi" w:cstheme="majorBidi"/>
+          <w:color w:val="000000" w:themeColor="text1"/>
+          <w:sz w:val="24"/>
+        </w:rPr>
+        <w:t>However, I worked on:</w:t>
       </w:r>
       <w:r>
         <w:rPr>
@@ -2724,386 +3123,6 @@
         </w:rPr>
         <w:br/>
         <w:t>• Reviewing vulnerability scan reports and interpreting findings for further action.</w:t>
-      </w:r>
-    </w:p>
-    <w:p>
-      <w:pPr>
-        <w:spacing w:line="240" w:lineRule="auto"/>
-        <w:rPr>
-          <w:rFonts w:asciiTheme="majorBidi" w:hAnsiTheme="majorBidi" w:cstheme="majorBidi"/>
-          <w:color w:val="000000" w:themeColor="text1"/>
-          <w:sz w:val="24"/>
-        </w:rPr>
-      </w:pPr>
-    </w:p>
-    <w:p>
-      <w:pPr>
-        <w:spacing w:line="240" w:lineRule="auto"/>
-        <w:rPr>
-          <w:rFonts w:asciiTheme="majorBidi" w:hAnsiTheme="majorBidi" w:cstheme="majorBidi"/>
-          <w:color w:val="EE0000"/>
-          <w:sz w:val="24"/>
-        </w:rPr>
-      </w:pPr>
-      <w:r>
-        <w:rPr>
-          <w:rFonts w:asciiTheme="majorBidi" w:hAnsiTheme="majorBidi" w:cstheme="majorBidi"/>
-          <w:color w:val="EE0000"/>
-          <w:sz w:val="24"/>
-        </w:rPr>
-        <w:t xml:space="preserve">One of the </w:t>
-      </w:r>
-      <w:r>
-        <w:rPr>
-          <w:rFonts w:asciiTheme="majorBidi" w:hAnsiTheme="majorBidi" w:cstheme="majorBidi"/>
-          <w:color w:val="EE0000"/>
-          <w:sz w:val="24"/>
-        </w:rPr>
-        <w:t>projects</w:t>
-      </w:r>
-      <w:r>
-        <w:rPr>
-          <w:rFonts w:asciiTheme="majorBidi" w:hAnsiTheme="majorBidi" w:cstheme="majorBidi"/>
-          <w:color w:val="EE0000"/>
-          <w:sz w:val="24"/>
-        </w:rPr>
-        <w:t xml:space="preserve"> I worked on was </w:t>
-      </w:r>
-      <w:proofErr w:type="gramStart"/>
-      <w:r>
-        <w:rPr>
-          <w:rFonts w:asciiTheme="majorBidi" w:hAnsiTheme="majorBidi" w:cstheme="majorBidi"/>
-          <w:color w:val="EE0000"/>
-          <w:sz w:val="24"/>
-        </w:rPr>
-        <w:t>a</w:t>
-      </w:r>
-      <w:proofErr w:type="gramEnd"/>
-      <w:r>
-        <w:rPr>
-          <w:rFonts w:asciiTheme="majorBidi" w:hAnsiTheme="majorBidi" w:cstheme="majorBidi"/>
-          <w:color w:val="EE0000"/>
-          <w:sz w:val="24"/>
-        </w:rPr>
-        <w:t xml:space="preserve"> added feature to one of the </w:t>
-      </w:r>
-      <w:r>
-        <w:rPr>
-          <w:rFonts w:asciiTheme="majorBidi" w:hAnsiTheme="majorBidi" w:cstheme="majorBidi"/>
-          <w:color w:val="EE0000"/>
-          <w:sz w:val="24"/>
-        </w:rPr>
-        <w:t xml:space="preserve">Arab bank applications the flow of the project was as following </w:t>
-      </w:r>
-    </w:p>
-    <w:p>
-      <w:pPr>
-        <w:pStyle w:val="ListParagraph"/>
-        <w:numPr>
-          <w:ilvl w:val="0"/>
-          <w:numId w:val="13"/>
-        </w:numPr>
-        <w:spacing w:line="240" w:lineRule="auto"/>
-        <w:rPr>
-          <w:rFonts w:asciiTheme="majorBidi" w:hAnsiTheme="majorBidi" w:cstheme="majorBidi"/>
-          <w:color w:val="EE0000"/>
-          <w:sz w:val="24"/>
-        </w:rPr>
-      </w:pPr>
-      <w:r>
-        <w:rPr>
-          <w:rFonts w:asciiTheme="majorBidi" w:hAnsiTheme="majorBidi" w:cstheme="majorBidi"/>
-          <w:color w:val="EE0000"/>
-          <w:sz w:val="24"/>
-        </w:rPr>
-        <w:t xml:space="preserve">Arrange a time for a meeting for the vendors (pen testers) with the developers who created the feature and the security infrastructure team to determine the </w:t>
-      </w:r>
-      <w:r>
-        <w:rPr>
-          <w:rFonts w:asciiTheme="majorBidi" w:hAnsiTheme="majorBidi" w:cstheme="majorBidi"/>
-          <w:color w:val="EE0000"/>
-          <w:sz w:val="24"/>
-        </w:rPr>
-        <w:t>scope.</w:t>
-      </w:r>
-    </w:p>
-    <w:p>
-      <w:pPr>
-        <w:pStyle w:val="ListParagraph"/>
-        <w:numPr>
-          <w:ilvl w:val="0"/>
-          <w:numId w:val="13"/>
-        </w:numPr>
-        <w:spacing w:line="240" w:lineRule="auto"/>
-        <w:rPr>
-          <w:rFonts w:asciiTheme="majorBidi" w:hAnsiTheme="majorBidi" w:cstheme="majorBidi"/>
-          <w:color w:val="EE0000"/>
-          <w:sz w:val="24"/>
-        </w:rPr>
-      </w:pPr>
-      <w:r>
-        <w:rPr>
-          <w:rFonts w:asciiTheme="majorBidi" w:hAnsiTheme="majorBidi" w:cstheme="majorBidi"/>
-          <w:color w:val="EE0000"/>
-          <w:sz w:val="24"/>
-        </w:rPr>
-        <w:t xml:space="preserve">In the meeting the developer explained the feature logically and </w:t>
-      </w:r>
-      <w:r>
-        <w:rPr>
-          <w:rFonts w:asciiTheme="majorBidi" w:hAnsiTheme="majorBidi" w:cstheme="majorBidi"/>
-          <w:color w:val="EE0000"/>
-          <w:sz w:val="24"/>
-        </w:rPr>
-        <w:t>as business wise and the security infrastructure decided the scope of the exercise after that we decided on a timeline for the project.</w:t>
-      </w:r>
-    </w:p>
-    <w:p>
-      <w:pPr>
-        <w:pStyle w:val="ListParagraph"/>
-        <w:numPr>
-          <w:ilvl w:val="0"/>
-          <w:numId w:val="13"/>
-        </w:numPr>
-        <w:spacing w:line="240" w:lineRule="auto"/>
-        <w:rPr>
-          <w:rFonts w:asciiTheme="majorBidi" w:hAnsiTheme="majorBidi" w:cstheme="majorBidi"/>
-          <w:color w:val="EE0000"/>
-          <w:sz w:val="24"/>
-        </w:rPr>
-      </w:pPr>
-      <w:r>
-        <w:rPr>
-          <w:rFonts w:asciiTheme="majorBidi" w:hAnsiTheme="majorBidi" w:cstheme="majorBidi"/>
-          <w:color w:val="EE0000"/>
-          <w:sz w:val="24"/>
-        </w:rPr>
-        <w:t xml:space="preserve">Then the vendor sends all the requirements needed to conduct the pen test and I start </w:t>
-      </w:r>
-      <w:r>
-        <w:rPr>
-          <w:rFonts w:asciiTheme="majorBidi" w:hAnsiTheme="majorBidi" w:cstheme="majorBidi"/>
-          <w:color w:val="EE0000"/>
-          <w:sz w:val="24"/>
-        </w:rPr>
-        <w:t xml:space="preserve">working on them trying to coordinate with different teams to </w:t>
-      </w:r>
-      <w:r>
-        <w:rPr>
-          <w:rFonts w:asciiTheme="majorBidi" w:hAnsiTheme="majorBidi" w:cstheme="majorBidi"/>
-          <w:color w:val="EE0000"/>
-          <w:sz w:val="24"/>
-        </w:rPr>
-        <w:t>provide the requirements.</w:t>
-      </w:r>
-    </w:p>
-    <w:p>
-      <w:pPr>
-        <w:pStyle w:val="ListParagraph"/>
-        <w:numPr>
-          <w:ilvl w:val="0"/>
-          <w:numId w:val="13"/>
-        </w:numPr>
-        <w:spacing w:line="240" w:lineRule="auto"/>
-        <w:rPr>
-          <w:rFonts w:asciiTheme="majorBidi" w:hAnsiTheme="majorBidi" w:cstheme="majorBidi"/>
-          <w:color w:val="EE0000"/>
-          <w:sz w:val="24"/>
-        </w:rPr>
-      </w:pPr>
-      <w:r>
-        <w:rPr>
-          <w:rFonts w:asciiTheme="majorBidi" w:hAnsiTheme="majorBidi" w:cstheme="majorBidi"/>
-          <w:color w:val="EE0000"/>
-          <w:sz w:val="24"/>
-        </w:rPr>
-        <w:t xml:space="preserve">The </w:t>
-      </w:r>
-      <w:r>
-        <w:rPr>
-          <w:rFonts w:asciiTheme="majorBidi" w:hAnsiTheme="majorBidi" w:cstheme="majorBidi"/>
-          <w:color w:val="EE0000"/>
-          <w:sz w:val="24"/>
-        </w:rPr>
-        <w:t>pen tester</w:t>
-      </w:r>
-      <w:r>
-        <w:rPr>
-          <w:rFonts w:asciiTheme="majorBidi" w:hAnsiTheme="majorBidi" w:cstheme="majorBidi"/>
-          <w:color w:val="EE0000"/>
-          <w:sz w:val="24"/>
-        </w:rPr>
-        <w:t xml:space="preserve"> then </w:t>
-      </w:r>
-      <w:r>
-        <w:rPr>
-          <w:rFonts w:asciiTheme="majorBidi" w:hAnsiTheme="majorBidi" w:cstheme="majorBidi"/>
-          <w:color w:val="EE0000"/>
-          <w:sz w:val="24"/>
-        </w:rPr>
-        <w:t>starts</w:t>
-      </w:r>
-      <w:r>
-        <w:rPr>
-          <w:rFonts w:asciiTheme="majorBidi" w:hAnsiTheme="majorBidi" w:cstheme="majorBidi"/>
-          <w:color w:val="EE0000"/>
-          <w:sz w:val="24"/>
-        </w:rPr>
-        <w:t xml:space="preserve"> the PT exercise </w:t>
-      </w:r>
-      <w:r>
-        <w:rPr>
-          <w:rFonts w:asciiTheme="majorBidi" w:hAnsiTheme="majorBidi" w:cstheme="majorBidi"/>
-          <w:color w:val="EE0000"/>
-          <w:sz w:val="24"/>
-        </w:rPr>
-        <w:t xml:space="preserve">if he faces any kind of </w:t>
-      </w:r>
-      <w:r>
-        <w:rPr>
-          <w:rFonts w:asciiTheme="majorBidi" w:hAnsiTheme="majorBidi" w:cstheme="majorBidi"/>
-          <w:color w:val="EE0000"/>
-          <w:sz w:val="24"/>
-        </w:rPr>
-        <w:t>issue,</w:t>
-      </w:r>
-      <w:r>
-        <w:rPr>
-          <w:rFonts w:asciiTheme="majorBidi" w:hAnsiTheme="majorBidi" w:cstheme="majorBidi"/>
-          <w:color w:val="EE0000"/>
-          <w:sz w:val="24"/>
-        </w:rPr>
-        <w:t xml:space="preserve"> I try </w:t>
-      </w:r>
-      <w:r>
-        <w:rPr>
-          <w:rFonts w:asciiTheme="majorBidi" w:hAnsiTheme="majorBidi" w:cstheme="majorBidi"/>
-          <w:color w:val="EE0000"/>
-          <w:sz w:val="24"/>
-        </w:rPr>
-        <w:t>solving them</w:t>
-      </w:r>
-      <w:r>
-        <w:rPr>
-          <w:rFonts w:asciiTheme="majorBidi" w:hAnsiTheme="majorBidi" w:cstheme="majorBidi"/>
-          <w:color w:val="EE0000"/>
-          <w:sz w:val="24"/>
-        </w:rPr>
-        <w:t xml:space="preserve"> from my end if I </w:t>
-      </w:r>
-      <w:r>
-        <w:rPr>
-          <w:rFonts w:asciiTheme="majorBidi" w:hAnsiTheme="majorBidi" w:cstheme="majorBidi"/>
-          <w:color w:val="EE0000"/>
-          <w:sz w:val="24"/>
-        </w:rPr>
-        <w:t>cannot</w:t>
-      </w:r>
-      <w:r>
-        <w:rPr>
-          <w:rFonts w:asciiTheme="majorBidi" w:hAnsiTheme="majorBidi" w:cstheme="majorBidi"/>
-          <w:color w:val="EE0000"/>
-          <w:sz w:val="24"/>
-        </w:rPr>
-        <w:t xml:space="preserve"> then I arrange a call with the developer to </w:t>
-      </w:r>
-      <w:r>
-        <w:rPr>
-          <w:rFonts w:asciiTheme="majorBidi" w:hAnsiTheme="majorBidi" w:cstheme="majorBidi"/>
-          <w:color w:val="EE0000"/>
-          <w:sz w:val="24"/>
-        </w:rPr>
-        <w:t>solve the issue.</w:t>
-      </w:r>
-    </w:p>
-    <w:p>
-      <w:pPr>
-        <w:pStyle w:val="ListParagraph"/>
-        <w:numPr>
-          <w:ilvl w:val="0"/>
-          <w:numId w:val="13"/>
-        </w:numPr>
-        <w:spacing w:line="240" w:lineRule="auto"/>
-        <w:rPr>
-          <w:rFonts w:asciiTheme="majorBidi" w:hAnsiTheme="majorBidi" w:cstheme="majorBidi"/>
-          <w:color w:val="EE0000"/>
-          <w:sz w:val="24"/>
-        </w:rPr>
-      </w:pPr>
-      <w:r>
-        <w:rPr>
-          <w:rFonts w:asciiTheme="majorBidi" w:hAnsiTheme="majorBidi" w:cstheme="majorBidi"/>
-          <w:color w:val="EE0000"/>
-          <w:sz w:val="24"/>
-        </w:rPr>
-        <w:t xml:space="preserve">If the exercise is finished without any issues, we receive a report from the pen tester containing all the vulnerabilities found then I start coordinating with the owner to fix </w:t>
-      </w:r>
-      <w:r>
-        <w:rPr>
-          <w:rFonts w:asciiTheme="majorBidi" w:hAnsiTheme="majorBidi" w:cstheme="majorBidi"/>
-          <w:color w:val="EE0000"/>
-          <w:sz w:val="24"/>
-        </w:rPr>
-        <w:t xml:space="preserve">of them once they from that they are fixed I provided the new builds and data to the tester to retest the feature </w:t>
-      </w:r>
-      <w:r>
-        <w:rPr>
-          <w:rFonts w:asciiTheme="majorBidi" w:hAnsiTheme="majorBidi" w:cstheme="majorBidi"/>
-          <w:color w:val="EE0000"/>
-          <w:sz w:val="24"/>
-        </w:rPr>
-        <w:t>just to be sure that the feature is secure</w:t>
-      </w:r>
-    </w:p>
-    <w:p>
-      <w:pPr>
-        <w:pStyle w:val="ListParagraph"/>
-        <w:numPr>
-          <w:ilvl w:val="0"/>
-          <w:numId w:val="13"/>
-        </w:numPr>
-        <w:spacing w:line="240" w:lineRule="auto"/>
-        <w:rPr>
-          <w:rFonts w:asciiTheme="majorBidi" w:hAnsiTheme="majorBidi" w:cstheme="majorBidi"/>
-          <w:color w:val="EE0000"/>
-          <w:sz w:val="24"/>
-        </w:rPr>
-      </w:pPr>
-      <w:proofErr w:type="gramStart"/>
-      <w:r>
-        <w:rPr>
-          <w:rFonts w:asciiTheme="majorBidi" w:hAnsiTheme="majorBidi" w:cstheme="majorBidi"/>
-          <w:color w:val="EE0000"/>
-          <w:sz w:val="24"/>
-        </w:rPr>
-        <w:t>after</w:t>
-      </w:r>
-      <w:proofErr w:type="gramEnd"/>
-      <w:r>
-        <w:rPr>
-          <w:rFonts w:asciiTheme="majorBidi" w:hAnsiTheme="majorBidi" w:cstheme="majorBidi"/>
-          <w:color w:val="EE0000"/>
-          <w:sz w:val="24"/>
-        </w:rPr>
-        <w:t xml:space="preserve"> that we provided clearance from </w:t>
-      </w:r>
-      <w:proofErr w:type="gramStart"/>
-      <w:r>
-        <w:rPr>
-          <w:rFonts w:asciiTheme="majorBidi" w:hAnsiTheme="majorBidi" w:cstheme="majorBidi"/>
-          <w:color w:val="EE0000"/>
-          <w:sz w:val="24"/>
-        </w:rPr>
-        <w:t>the my</w:t>
-      </w:r>
-      <w:proofErr w:type="gramEnd"/>
-      <w:r>
-        <w:rPr>
-          <w:rFonts w:asciiTheme="majorBidi" w:hAnsiTheme="majorBidi" w:cstheme="majorBidi"/>
-          <w:color w:val="EE0000"/>
-          <w:sz w:val="24"/>
-        </w:rPr>
-        <w:t xml:space="preserve"> side that the feature is clean and ready to be deployed </w:t>
       </w:r>
     </w:p>
     <w:p>
@@ -3190,16 +3209,6 @@
         <w:t xml:space="preserve"> </w:t>
       </w:r>
       <w:bookmarkEnd w:id="5"/>
-      <w:r>
-        <w:rPr>
-          <w:b/>
-          <w:bCs/>
-          <w:color w:val="C00000"/>
-          <w:sz w:val="28"/>
-          <w:szCs w:val="28"/>
-        </w:rPr>
-        <w:t xml:space="preserve"> </w:t>
-      </w:r>
     </w:p>
     <w:p>
       <w:pPr>
@@ -3292,6 +3301,21 @@
         <w:t>.</w:t>
       </w:r>
     </w:p>
+    <w:p>
+      <w:pPr>
+        <w:pStyle w:val="TOCHeading"/>
+        <w:tabs>
+          <w:tab w:val="left" w:pos="180"/>
+        </w:tabs>
+        <w:rPr>
+          <w:b/>
+          <w:bCs/>
+          <w:color w:val="C00000"/>
+          <w:sz w:val="28"/>
+          <w:szCs w:val="28"/>
+        </w:rPr>
+      </w:pPr>
+    </w:p>
     <w:p/>
     <w:p/>
     <w:p/>
@@ -3299,7 +3323,6 @@
     <w:p/>
     <w:p/>
     <w:p/>
-    <w:p/>
     <w:p>
       <w:pPr>
         <w:rPr>
@@ -3321,8 +3344,8 @@
     </w:p>
     <w:p/>
     <w:sectPr>
-      <w:headerReference w:type="default" r:id="rId14"/>
-      <w:footerReference w:type="default" r:id="rId15"/>
+      <w:headerReference w:type="default" r:id="rId13"/>
+      <w:footerReference w:type="default" r:id="rId14"/>
       <w:pgSz w:w="12240" w:h="15840"/>
       <w:pgMar w:top="1440" w:right="1440" w:bottom="1440" w:left="1440" w:header="1008" w:footer="144" w:gutter="0"/>
       <w:cols w:space="720"/>
@@ -3837,95 +3860,6 @@
     </w:lvl>
   </w:abstractNum>
   <w:abstractNum w:abstractNumId="3" w15:restartNumberingAfterBreak="0">
-    <w:nsid w:val="321C1F2B"/>
-    <w:multiLevelType w:val="hybridMultilevel"/>
-    <w:tmpl w:val="E4F66D10"/>
-    <w:lvl w:ilvl="0" w:tplc="0409000F">
-      <w:start w:val="1"/>
-      <w:numFmt w:val="decimal"/>
-      <w:lvlText w:val="%1."/>
-      <w:lvlJc w:val="left"/>
-      <w:pPr>
-        <w:ind w:left="720" w:hanging="360"/>
-      </w:pPr>
-      <w:rPr>
-        <w:rFonts w:hint="default"/>
-      </w:rPr>
-    </w:lvl>
-    <w:lvl w:ilvl="1" w:tplc="04090019" w:tentative="1">
-      <w:start w:val="1"/>
-      <w:numFmt w:val="lowerLetter"/>
-      <w:lvlText w:val="%2."/>
-      <w:lvlJc w:val="left"/>
-      <w:pPr>
-        <w:ind w:left="1440" w:hanging="360"/>
-      </w:pPr>
-    </w:lvl>
-    <w:lvl w:ilvl="2" w:tplc="0409001B" w:tentative="1">
-      <w:start w:val="1"/>
-      <w:numFmt w:val="lowerRoman"/>
-      <w:lvlText w:val="%3."/>
-      <w:lvlJc w:val="right"/>
-      <w:pPr>
-        <w:ind w:left="2160" w:hanging="180"/>
-      </w:pPr>
-    </w:lvl>
-    <w:lvl w:ilvl="3" w:tplc="0409000F" w:tentative="1">
-      <w:start w:val="1"/>
-      <w:numFmt w:val="decimal"/>
-      <w:lvlText w:val="%4."/>
-      <w:lvlJc w:val="left"/>
-      <w:pPr>
-        <w:ind w:left="2880" w:hanging="360"/>
-      </w:pPr>
-    </w:lvl>
-    <w:lvl w:ilvl="4" w:tplc="04090019" w:tentative="1">
-      <w:start w:val="1"/>
-      <w:numFmt w:val="lowerLetter"/>
-      <w:lvlText w:val="%5."/>
-      <w:lvlJc w:val="left"/>
-      <w:pPr>
-        <w:ind w:left="3600" w:hanging="360"/>
-      </w:pPr>
-    </w:lvl>
-    <w:lvl w:ilvl="5" w:tplc="0409001B" w:tentative="1">
-      <w:start w:val="1"/>
-      <w:numFmt w:val="lowerRoman"/>
-      <w:lvlText w:val="%6."/>
-      <w:lvlJc w:val="right"/>
-      <w:pPr>
-        <w:ind w:left="4320" w:hanging="180"/>
-      </w:pPr>
-    </w:lvl>
-    <w:lvl w:ilvl="6" w:tplc="0409000F" w:tentative="1">
-      <w:start w:val="1"/>
-      <w:numFmt w:val="decimal"/>
-      <w:lvlText w:val="%7."/>
-      <w:lvlJc w:val="left"/>
-      <w:pPr>
-        <w:ind w:left="5040" w:hanging="360"/>
-      </w:pPr>
-    </w:lvl>
-    <w:lvl w:ilvl="7" w:tplc="04090019" w:tentative="1">
-      <w:start w:val="1"/>
-      <w:numFmt w:val="lowerLetter"/>
-      <w:lvlText w:val="%8."/>
-      <w:lvlJc w:val="left"/>
-      <w:pPr>
-        <w:ind w:left="5760" w:hanging="360"/>
-      </w:pPr>
-    </w:lvl>
-    <w:lvl w:ilvl="8" w:tplc="0409001B" w:tentative="1">
-      <w:start w:val="1"/>
-      <w:numFmt w:val="lowerRoman"/>
-      <w:lvlText w:val="%9."/>
-      <w:lvlJc w:val="right"/>
-      <w:pPr>
-        <w:ind w:left="6480" w:hanging="180"/>
-      </w:pPr>
-    </w:lvl>
-  </w:abstractNum>
-  <w:abstractNum w:abstractNumId="4" w15:restartNumberingAfterBreak="0">
     <w:nsid w:val="34D16B02"/>
     <w:multiLevelType w:val="hybridMultilevel"/>
     <w:tmpl w:val="046AB55C"/>
@@ -4011,7 +3945,7 @@
       </w:pPr>
     </w:lvl>
   </w:abstractNum>
-  <w:abstractNum w:abstractNumId="5" w15:restartNumberingAfterBreak="0">
+  <w:abstractNum w:abstractNumId="4" w15:restartNumberingAfterBreak="0">
     <w:nsid w:val="3ABB5FA5"/>
     <w:multiLevelType w:val="hybridMultilevel"/>
     <w:tmpl w:val="BC06D004"/>
@@ -4100,7 +4034,7 @@
       </w:pPr>
     </w:lvl>
   </w:abstractNum>
-  <w:abstractNum w:abstractNumId="6" w15:restartNumberingAfterBreak="0">
+  <w:abstractNum w:abstractNumId="5" w15:restartNumberingAfterBreak="0">
     <w:nsid w:val="4DCA7CE2"/>
     <w:multiLevelType w:val="hybridMultilevel"/>
     <w:tmpl w:val="7D7EB992"/>
@@ -4213,7 +4147,7 @@
       </w:pPr>
     </w:lvl>
   </w:abstractNum>
-  <w:abstractNum w:abstractNumId="7" w15:restartNumberingAfterBreak="0">
+  <w:abstractNum w:abstractNumId="6" w15:restartNumberingAfterBreak="0">
     <w:nsid w:val="4DF271EB"/>
     <w:multiLevelType w:val="hybridMultilevel"/>
     <w:tmpl w:val="1CB0DDF2"/>
@@ -4353,7 +4287,7 @@
       </w:rPr>
     </w:lvl>
   </w:abstractNum>
-  <w:abstractNum w:abstractNumId="8" w15:restartNumberingAfterBreak="0">
+  <w:abstractNum w:abstractNumId="7" w15:restartNumberingAfterBreak="0">
     <w:nsid w:val="68B77C9B"/>
     <w:multiLevelType w:val="hybridMultilevel"/>
     <w:tmpl w:val="F3B2B092"/>
@@ -4466,7 +4400,7 @@
       </w:rPr>
     </w:lvl>
   </w:abstractNum>
-  <w:abstractNum w:abstractNumId="9" w15:restartNumberingAfterBreak="0">
+  <w:abstractNum w:abstractNumId="8" w15:restartNumberingAfterBreak="0">
     <w:nsid w:val="6C82001A"/>
     <w:multiLevelType w:val="hybridMultilevel"/>
     <w:tmpl w:val="07300B4C"/>
@@ -4606,7 +4540,7 @@
       </w:rPr>
     </w:lvl>
   </w:abstractNum>
-  <w:abstractNum w:abstractNumId="10" w15:restartNumberingAfterBreak="0">
+  <w:abstractNum w:abstractNumId="9" w15:restartNumberingAfterBreak="0">
     <w:nsid w:val="6FAB4E01"/>
     <w:multiLevelType w:val="hybridMultilevel"/>
     <w:tmpl w:val="986CE9EA"/>
@@ -4719,7 +4653,7 @@
       </w:rPr>
     </w:lvl>
   </w:abstractNum>
-  <w:abstractNum w:abstractNumId="11" w15:restartNumberingAfterBreak="0">
+  <w:abstractNum w:abstractNumId="10" w15:restartNumberingAfterBreak="0">
     <w:nsid w:val="7F00007C"/>
     <w:multiLevelType w:val="hybridMultilevel"/>
     <w:tmpl w:val="6ACCB37A"/>
@@ -4860,22 +4794,22 @@
     </w:lvl>
   </w:abstractNum>
   <w:num w:numId="1" w16cid:durableId="1761099258">
+    <w:abstractNumId w:val="7"/>
+  </w:num>
+  <w:num w:numId="2" w16cid:durableId="1315137828">
+    <w:abstractNumId w:val="7"/>
+  </w:num>
+  <w:num w:numId="3" w16cid:durableId="476260018">
+    <w:abstractNumId w:val="6"/>
+  </w:num>
+  <w:num w:numId="4" w16cid:durableId="924725190">
+    <w:abstractNumId w:val="5"/>
+  </w:num>
+  <w:num w:numId="5" w16cid:durableId="1221482988">
     <w:abstractNumId w:val="8"/>
   </w:num>
-  <w:num w:numId="2" w16cid:durableId="1315137828">
-    <w:abstractNumId w:val="8"/>
-  </w:num>
-  <w:num w:numId="3" w16cid:durableId="476260018">
-    <w:abstractNumId w:val="7"/>
-  </w:num>
-  <w:num w:numId="4" w16cid:durableId="924725190">
-    <w:abstractNumId w:val="6"/>
-  </w:num>
-  <w:num w:numId="5" w16cid:durableId="1221482988">
-    <w:abstractNumId w:val="9"/>
-  </w:num>
   <w:num w:numId="6" w16cid:durableId="1459177669">
-    <w:abstractNumId w:val="11"/>
+    <w:abstractNumId w:val="10"/>
   </w:num>
   <w:num w:numId="7" w16cid:durableId="154076520">
     <w:abstractNumId w:val="0"/>
@@ -4884,19 +4818,16 @@
     <w:abstractNumId w:val="1"/>
   </w:num>
   <w:num w:numId="9" w16cid:durableId="1723865972">
-    <w:abstractNumId w:val="10"/>
+    <w:abstractNumId w:val="9"/>
   </w:num>
   <w:num w:numId="10" w16cid:durableId="1791820977">
-    <w:abstractNumId w:val="4"/>
+    <w:abstractNumId w:val="3"/>
   </w:num>
   <w:num w:numId="11" w16cid:durableId="1603759266">
-    <w:abstractNumId w:val="5"/>
+    <w:abstractNumId w:val="4"/>
   </w:num>
   <w:num w:numId="12" w16cid:durableId="1919291006">
     <w:abstractNumId w:val="2"/>
-  </w:num>
-  <w:num w:numId="13" w16cid:durableId="750128031">
-    <w:abstractNumId w:val="3"/>
   </w:num>
 </w:numbering>
 </file>
@@ -5503,6 +5434,7 @@
   <w:style w:type="character" w:default="1" w:styleId="DefaultParagraphFont">
     <w:name w:val="Default Paragraph Font"/>
     <w:uiPriority w:val="1"/>
+    <w:semiHidden/>
     <w:unhideWhenUsed/>
   </w:style>
   <w:style w:type="table" w:default="1" w:styleId="TableNormal">
@@ -6253,21 +6185,6 @@
 </file>
 
 <file path=customXml/item1.xml><?xml version="1.0" encoding="utf-8"?>
-<b:Sources xmlns:b="http://schemas.openxmlformats.org/officeDocument/2006/bibliography" xmlns="http://schemas.openxmlformats.org/officeDocument/2006/bibliography" SelectedStyle="\APASixthEditionOfficeOnline.xsl" StyleName="APA" Version="6"/>
-</file>
-
-<file path=customXml/item2.xml><?xml version="1.0" encoding="utf-8"?>
-<p:properties xmlns:p="http://schemas.microsoft.com/office/2006/metadata/properties" xmlns:xsi="http://www.w3.org/2001/XMLSchema-instance" xmlns:pc="http://schemas.microsoft.com/office/infopath/2007/PartnerControls">
-  <documentManagement>
-    <TaxCatchAll xmlns="34cda879-ca25-4d67-a03a-ed1da82026d4" xsi:nil="true"/>
-    <lcf76f155ced4ddcb4097134ff3c332f xmlns="65afeed1-e83a-4f5a-982b-eb9c907bbd7d">
-      <Terms xmlns="http://schemas.microsoft.com/office/infopath/2007/PartnerControls"/>
-    </lcf76f155ced4ddcb4097134ff3c332f>
-  </documentManagement>
-</p:properties>
-</file>
-
-<file path=customXml/item3.xml><?xml version="1.0" encoding="utf-8"?>
 <?mso-contentType ?>
 <FormTemplates xmlns="http://schemas.microsoft.com/sharepoint/v3/contenttype/forms">
   <Display>DocumentLibraryForm</Display>
@@ -6276,7 +6193,7 @@
 </FormTemplates>
 </file>
 
-<file path=customXml/item4.xml><?xml version="1.0" encoding="utf-8"?>
+<file path=customXml/item2.xml><?xml version="1.0" encoding="utf-8"?>
 <ct:contentTypeSchema xmlns:ct="http://schemas.microsoft.com/office/2006/metadata/contentType" xmlns:ma="http://schemas.microsoft.com/office/2006/metadata/properties/metaAttributes" ct:_="" ma:_="" ma:contentTypeName="Document" ma:contentTypeID="0x0101009A9158CFC7833C4E8508BF5E8D2F855A" ma:contentTypeVersion="16" ma:contentTypeDescription="Create a new document." ma:contentTypeScope="" ma:versionID="2bf2617df4f25833187131b674bdc13a">
   <xsd:schema xmlns:xsd="http://www.w3.org/2001/XMLSchema" xmlns:xs="http://www.w3.org/2001/XMLSchema" xmlns:p="http://schemas.microsoft.com/office/2006/metadata/properties" xmlns:ns2="65afeed1-e83a-4f5a-982b-eb9c907bbd7d" xmlns:ns3="34cda879-ca25-4d67-a03a-ed1da82026d4" targetNamespace="http://schemas.microsoft.com/office/2006/metadata/properties" ma:root="true" ma:fieldsID="dad1aefa1bd385795acff5e866deb03a" ns2:_="" ns3:_="">
     <xsd:import namespace="65afeed1-e83a-4f5a-982b-eb9c907bbd7d"/>
@@ -6517,26 +6434,22 @@
 </ct:contentTypeSchema>
 </file>
 
-<file path=customXml/itemProps1.xml><?xml version="1.0" encoding="utf-8"?>
-<ds:datastoreItem xmlns:ds="http://schemas.openxmlformats.org/officeDocument/2006/customXml" ds:itemID="{291F7E53-6AE2-41D6-8C43-7C01295D9C87}">
-  <ds:schemaRefs>
-    <ds:schemaRef ds:uri="http://schemas.openxmlformats.org/officeDocument/2006/bibliography"/>
-  </ds:schemaRefs>
-</ds:datastoreItem>
+<file path=customXml/item3.xml><?xml version="1.0" encoding="utf-8"?>
+<b:Sources xmlns:b="http://schemas.openxmlformats.org/officeDocument/2006/bibliography" xmlns="http://schemas.openxmlformats.org/officeDocument/2006/bibliography" SelectedStyle="\APASixthEditionOfficeOnline.xsl" StyleName="APA" Version="6"/>
 </file>
 
-<file path=customXml/itemProps2.xml><?xml version="1.0" encoding="utf-8"?>
-<ds:datastoreItem xmlns:ds="http://schemas.openxmlformats.org/officeDocument/2006/customXml" ds:itemID="{DAD73BAD-C6D9-4EC7-AB0A-F08AE0E4AB9B}">
-  <ds:schemaRefs>
-    <ds:schemaRef ds:uri="http://schemas.microsoft.com/office/2006/metadata/properties"/>
-    <ds:schemaRef ds:uri="http://schemas.microsoft.com/office/infopath/2007/PartnerControls"/>
-    <ds:schemaRef ds:uri="34cda879-ca25-4d67-a03a-ed1da82026d4"/>
-    <ds:schemaRef ds:uri="65afeed1-e83a-4f5a-982b-eb9c907bbd7d"/>
-  </ds:schemaRefs>
-</ds:datastoreItem>
+<file path=customXml/item4.xml><?xml version="1.0" encoding="utf-8"?>
+<p:properties xmlns:p="http://schemas.microsoft.com/office/2006/metadata/properties" xmlns:xsi="http://www.w3.org/2001/XMLSchema-instance" xmlns:pc="http://schemas.microsoft.com/office/infopath/2007/PartnerControls">
+  <documentManagement>
+    <TaxCatchAll xmlns="34cda879-ca25-4d67-a03a-ed1da82026d4" xsi:nil="true"/>
+    <lcf76f155ced4ddcb4097134ff3c332f xmlns="65afeed1-e83a-4f5a-982b-eb9c907bbd7d">
+      <Terms xmlns="http://schemas.microsoft.com/office/infopath/2007/PartnerControls"/>
+    </lcf76f155ced4ddcb4097134ff3c332f>
+  </documentManagement>
+</p:properties>
 </file>
 
-<file path=customXml/itemProps3.xml><?xml version="1.0" encoding="utf-8"?>
+<file path=customXml/itemProps1.xml><?xml version="1.0" encoding="utf-8"?>
 <ds:datastoreItem xmlns:ds="http://schemas.openxmlformats.org/officeDocument/2006/customXml" ds:itemID="{6B8EA2BB-0CDA-4688-838F-ED1B329973CB}">
   <ds:schemaRefs>
     <ds:schemaRef ds:uri="http://schemas.microsoft.com/sharepoint/v3/contenttype/forms"/>
@@ -6544,7 +6457,7 @@
 </ds:datastoreItem>
 </file>
 
-<file path=customXml/itemProps4.xml><?xml version="1.0" encoding="utf-8"?>
+<file path=customXml/itemProps2.xml><?xml version="1.0" encoding="utf-8"?>
 <ds:datastoreItem xmlns:ds="http://schemas.openxmlformats.org/officeDocument/2006/customXml" ds:itemID="{DBDB1676-6271-4309-905C-FA14F00D876B}">
   <ds:schemaRefs>
     <ds:schemaRef ds:uri="http://schemas.microsoft.com/office/2006/metadata/contentType"/>
@@ -6561,4 +6474,23 @@
     <ds:schemaRef ds:uri="http://schemas.microsoft.com/internal/obd"/>
   </ds:schemaRefs>
 </ds:datastoreItem>
+</file>
+
+<file path=customXml/itemProps3.xml><?xml version="1.0" encoding="utf-8"?>
+<ds:datastoreItem xmlns:ds="http://schemas.openxmlformats.org/officeDocument/2006/customXml" ds:itemID="{291F7E53-6AE2-41D6-8C43-7C01295D9C87}">
+  <ds:schemaRefs>
+    <ds:schemaRef ds:uri="http://schemas.openxmlformats.org/officeDocument/2006/bibliography"/>
+  </ds:schemaRefs>
+</ds:datastoreItem>
+</file>
+
+<file path=customXml/itemProps4.xml><?xml version="1.0" encoding="utf-8"?>
+<ds:datastoreItem xmlns:ds="http://schemas.openxmlformats.org/officeDocument/2006/customXml" ds:itemID="{DAD73BAD-C6D9-4EC7-AB0A-F08AE0E4AB9B}">
+  <ds:schemaRefs>
+    <ds:schemaRef ds:uri="http://schemas.microsoft.com/office/2006/metadata/properties"/>
+    <ds:schemaRef ds:uri="http://schemas.microsoft.com/office/infopath/2007/PartnerControls"/>
+    <ds:schemaRef ds:uri="34cda879-ca25-4d67-a03a-ed1da82026d4"/>
+    <ds:schemaRef ds:uri="65afeed1-e83a-4f5a-982b-eb9c907bbd7d"/>
+  </ds:schemaRefs>
+</ds:datastoreItem>
 </file>